--- a/src/main/resources/templates/BienBanXacDinhGiaTriTaiSanBaoDam.docx
+++ b/src/main/resources/templates/BienBanXacDinhGiaTriTaiSanBaoDam.docx
@@ -182,16 +182,9 @@
       <w:r>
         <w:rPr>
           <w:rFonts w:ascii="Times New Roman" w:hAnsi="Times New Roman"/>
-          <w:b/>
           <w:sz w:val="26"/>
         </w:rPr>
         <w:tab/>
-      </w:r>
-      <w:r>
-        <w:rPr>
-          <w:rFonts w:ascii="Times New Roman" w:hAnsi="Times New Roman"/>
-          <w:sz w:val="26"/>
-        </w:rPr>
         <w:t>Hôm nay, ngày {{dayBD}} tháng {{monthBD}} năm {{yearBD}} tại trụ sở Quỹ TDND Thái Học, chúng tôi gồm:</w:t>
       </w:r>
     </w:p>
@@ -470,79 +463,95 @@
           <w:sz w:val="24"/>
           <w:szCs w:val="26"/>
         </w:rPr>
-        <w:t>Địa chỉ: {{ttkh}}.</w:t>
-      </w:r>
-    </w:p>
-    <w:p>
-      <w:pPr>
-        <w:pStyle w:val="ListParagraph"/>
+        <w:t>Địa chỉ</w:t>
+      </w:r>
+      <w:r>
         <w:rPr>
           <w:rFonts w:ascii="Times New Roman" w:hAnsi="Times New Roman"/>
           <w:sz w:val="24"/>
           <w:szCs w:val="26"/>
         </w:rPr>
-      </w:pPr>
-      <w:r>
+        <w:t>: {{ttkh}}</w:t>
+      </w:r>
+    </w:p>
+    <w:p>
+      <w:pPr>
+        <w:pStyle w:val="ListParagraph"/>
         <w:rPr>
           <w:rFonts w:ascii="Times New Roman" w:hAnsi="Times New Roman"/>
           <w:sz w:val="24"/>
           <w:szCs w:val="26"/>
         </w:rPr>
-        <w:t>{{gtnt}}: {{ntkh}}; Sinh ngày: {{nsnt}};</w:t>
-      </w:r>
-    </w:p>
-    <w:p>
-      <w:pPr>
-        <w:pStyle w:val="ListParagraph"/>
+      </w:pPr>
+      <w:r>
         <w:rPr>
           <w:rFonts w:ascii="Times New Roman" w:hAnsi="Times New Roman"/>
           <w:sz w:val="24"/>
           <w:szCs w:val="26"/>
         </w:rPr>
-      </w:pPr>
-      <w:r>
+        <w:t>{{gtnt}}: {{ntkh}}; Sinh ngày: {{nsnt}};</w:t>
+      </w:r>
+    </w:p>
+    <w:p>
+      <w:pPr>
+        <w:pStyle w:val="ListParagraph"/>
         <w:rPr>
           <w:rFonts w:ascii="Times New Roman" w:hAnsi="Times New Roman"/>
           <w:sz w:val="24"/>
           <w:szCs w:val="26"/>
         </w:rPr>
-        <w:t xml:space="preserve">CMTND hoặc CCCD số: {{cccdnt}}; Cấp ngày: {{ncnt}}; </w:t>
-      </w:r>
-    </w:p>
-    <w:p>
-      <w:pPr>
-        <w:pStyle w:val="ListParagraph"/>
+      </w:pPr>
+      <w:r>
         <w:rPr>
           <w:rFonts w:ascii="Times New Roman" w:hAnsi="Times New Roman"/>
           <w:sz w:val="24"/>
           <w:szCs w:val="26"/>
         </w:rPr>
-      </w:pPr>
-      <w:r>
+        <w:t xml:space="preserve">CMTND hoặc CCCD số: {{cccdnt}}; Cấp ngày: {{ncnt}}; </w:t>
+      </w:r>
+    </w:p>
+    <w:p>
+      <w:pPr>
+        <w:pStyle w:val="ListParagraph"/>
         <w:rPr>
           <w:rFonts w:ascii="Times New Roman" w:hAnsi="Times New Roman"/>
           <w:sz w:val="24"/>
           <w:szCs w:val="26"/>
         </w:rPr>
-        <w:t>Nơi cấp: {{ttnt}}.</w:t>
-      </w:r>
-    </w:p>
-    <w:p>
-      <w:pPr>
-        <w:pStyle w:val="ListParagraph"/>
+      </w:pPr>
+      <w:r>
         <w:rPr>
           <w:rFonts w:ascii="Times New Roman" w:hAnsi="Times New Roman"/>
           <w:sz w:val="24"/>
           <w:szCs w:val="26"/>
         </w:rPr>
-      </w:pPr>
-      <w:r>
+        <w:t>Nơi cấp: {{ttnt}}.</w:t>
+      </w:r>
+    </w:p>
+    <w:p>
+      <w:pPr>
+        <w:pStyle w:val="ListParagraph"/>
         <w:rPr>
           <w:rFonts w:ascii="Times New Roman" w:hAnsi="Times New Roman"/>
           <w:sz w:val="24"/>
           <w:szCs w:val="26"/>
         </w:rPr>
-        <w:t>Địa chỉ: {{ttnt}}.</w:t>
+      </w:pPr>
+      <w:r>
+        <w:rPr>
+          <w:rFonts w:ascii="Times New Roman" w:hAnsi="Times New Roman"/>
+          <w:sz w:val="24"/>
+          <w:szCs w:val="26"/>
+        </w:rPr>
+        <w:t>Địa chỉ</w:t>
+      </w:r>
+      <w:r>
+        <w:rPr>
+          <w:rFonts w:ascii="Times New Roman" w:hAnsi="Times New Roman"/>
+          <w:sz w:val="24"/>
+          <w:szCs w:val="26"/>
+        </w:rPr>
+        <w:t>: {{ttnt}}</w:t>
       </w:r>
     </w:p>
     <w:p>
@@ -706,14 +715,23 @@
           <w:rFonts w:ascii="Times New Roman" w:hAnsi="Times New Roman"/>
           <w:sz w:val="26"/>
         </w:rPr>
-        <w:t xml:space="preserve">Giấy </w:t>
-      </w:r>
-      <w:r>
-        <w:rPr>
-          <w:rFonts w:ascii="Times New Roman" w:hAnsi="Times New Roman"/>
-          <w:sz w:val="26"/>
-        </w:rPr>
-        <w:t>chứng nhận quyền sử dụng đất quyền sở hữu nhà ở và tài sản khác gắn liền với đất, số phát hành {{seri}}, vào số cấp sổ: {{vsmt}}, ngày cấp: {{ngc}}, nơi cấp: {{nc}}</w:t>
+        <w:t>{{ndnb</w:t>
+      </w:r>
+      <w:bookmarkStart w:id="0" w:name="_GoBack"/>
+      <w:bookmarkEnd w:id="0"/>
+      <w:r>
+        <w:rPr>
+          <w:rFonts w:ascii="Times New Roman" w:hAnsi="Times New Roman"/>
+          <w:sz w:val="26"/>
+        </w:rPr>
+        <w:t>}}</w:t>
+      </w:r>
+      <w:r>
+        <w:rPr>
+          <w:rFonts w:ascii="Times New Roman" w:hAnsi="Times New Roman"/>
+          <w:sz w:val="26"/>
+        </w:rPr>
+        <w:t>, số phát hành {{seri}}, vào số cấp sổ: {{vsmt}}, ngày cấp: {{ngc}}, nơi cấp: {{nc}}</w:t>
       </w:r>
       <w:r>
         <w:rPr>
@@ -1357,8 +1375,6 @@
         </w:rPr>
         <w:t>h</w:t>
       </w:r>
-      <w:bookmarkStart w:id="0" w:name="_GoBack"/>
-      <w:bookmarkEnd w:id="0"/>
       <w:r>
         <w:rPr>
           <w:rFonts w:ascii="Times New Roman" w:hAnsi="Times New Roman"/>

--- a/src/main/resources/templates/BienBanXacDinhGiaTriTaiSanBaoDam.docx
+++ b/src/main/resources/templates/BienBanXacDinhGiaTriTaiSanBaoDam.docx
@@ -715,7 +715,526 @@
           <w:rFonts w:ascii="Times New Roman" w:hAnsi="Times New Roman"/>
           <w:sz w:val="26"/>
         </w:rPr>
-        <w:t>{{ndnb</w:t>
+        <w:t>{{ndnb}}</w:t>
+      </w:r>
+      <w:r>
+        <w:rPr>
+          <w:rFonts w:ascii="Times New Roman" w:hAnsi="Times New Roman"/>
+          <w:sz w:val="26"/>
+        </w:rPr>
+        <w:t>, số phát hành {{seri}}, vào số cấp sổ: {{vsmt}}, ngày cấp: {{ngc}}, nơi cấp: {{nc}}</w:t>
+      </w:r>
+      <w:r>
+        <w:rPr>
+          <w:rFonts w:ascii="Times New Roman" w:hAnsi="Times New Roman"/>
+          <w:sz w:val="26"/>
+        </w:rPr>
+        <w:t>.</w:t>
+      </w:r>
+    </w:p>
+    <w:p>
+      <w:pPr>
+        <w:pStyle w:val="ListParagraph"/>
+        <w:rPr>
+          <w:rFonts w:ascii="Times New Roman" w:hAnsi="Times New Roman"/>
+          <w:sz w:val="26"/>
+        </w:rPr>
+      </w:pPr>
+      <w:r>
+        <w:rPr>
+          <w:rFonts w:ascii="Times New Roman" w:hAnsi="Times New Roman"/>
+          <w:sz w:val="26"/>
+        </w:rPr>
+        <w:t>Mang tên: {{ndtbd}}.</w:t>
+      </w:r>
+    </w:p>
+    <w:p>
+      <w:pPr>
+        <w:pStyle w:val="ListParagraph"/>
+        <w:rPr>
+          <w:rFonts w:ascii="Times New Roman" w:hAnsi="Times New Roman"/>
+          <w:sz w:val="26"/>
+        </w:rPr>
+      </w:pPr>
+      <w:r>
+        <w:rPr>
+          <w:rFonts w:ascii="Times New Roman" w:hAnsi="Times New Roman"/>
+          <w:sz w:val="26"/>
+        </w:rPr>
+        <w:t>Địa chỉ thửa đất tại: {{dctd}}.</w:t>
+      </w:r>
+    </w:p>
+    <w:p>
+      <w:pPr>
+        <w:pStyle w:val="ListParagraph"/>
+        <w:rPr>
+          <w:rFonts w:ascii="Times New Roman" w:hAnsi="Times New Roman"/>
+          <w:sz w:val="26"/>
+        </w:rPr>
+      </w:pPr>
+      <w:r>
+        <w:rPr>
+          <w:rFonts w:ascii="Times New Roman" w:hAnsi="Times New Roman"/>
+          <w:sz w:val="26"/>
+        </w:rPr>
+        <w:t>Thửa đất số: {{std}} – Tờ bản đồ: {{sbd}}.</w:t>
+      </w:r>
+    </w:p>
+    <w:p>
+      <w:pPr>
+        <w:pStyle w:val="ListParagraph"/>
+        <w:spacing w:before="240"/>
+        <w:rPr>
+          <w:rFonts w:ascii="Times New Roman" w:hAnsi="Times New Roman"/>
+          <w:sz w:val="26"/>
+        </w:rPr>
+      </w:pPr>
+      <w:r>
+        <w:rPr>
+          <w:rFonts w:ascii="Times New Roman" w:hAnsi="Times New Roman"/>
+          <w:sz w:val="26"/>
+        </w:rPr>
+        <w:t>Diện tích bảo đảm: {{dt}} m</w:t>
+      </w:r>
+      <w:r>
+        <w:rPr>
+          <w:rFonts w:ascii="Times New Roman" w:hAnsi="Times New Roman"/>
+          <w:sz w:val="26"/>
+          <w:vertAlign w:val="superscript"/>
+        </w:rPr>
+        <w:t>2</w:t>
+      </w:r>
+      <w:r>
+        <w:rPr>
+          <w:rFonts w:ascii="Times New Roman" w:hAnsi="Times New Roman"/>
+          <w:sz w:val="26"/>
+        </w:rPr>
+        <w:t xml:space="preserve"> (</w:t>
+      </w:r>
+      <w:r>
+        <w:rPr>
+          <w:rFonts w:ascii="Times New Roman" w:hAnsi="Times New Roman"/>
+          <w:i/>
+          <w:sz w:val="26"/>
+        </w:rPr>
+        <w:t>Bằng chữ: {{dtc}} mét vuông</w:t>
+      </w:r>
+      <w:r>
+        <w:rPr>
+          <w:rFonts w:ascii="Times New Roman" w:hAnsi="Times New Roman"/>
+          <w:sz w:val="26"/>
+        </w:rPr>
+        <w:t>).</w:t>
+      </w:r>
+    </w:p>
+    <w:p>
+      <w:pPr>
+        <w:pStyle w:val="ListParagraph"/>
+        <w:spacing w:before="240"/>
+        <w:rPr>
+          <w:rFonts w:ascii="Times New Roman" w:hAnsi="Times New Roman"/>
+          <w:sz w:val="26"/>
+        </w:rPr>
+      </w:pPr>
+      <w:r>
+        <w:rPr>
+          <w:rFonts w:ascii="Times New Roman" w:hAnsi="Times New Roman"/>
+          <w:sz w:val="26"/>
+        </w:rPr>
+        <w:t>Hình thức sử dụng: {{htsd}}.</w:t>
+      </w:r>
+    </w:p>
+    <w:p>
+      <w:pPr>
+        <w:pStyle w:val="ListParagraph"/>
+        <w:spacing w:before="240"/>
+        <w:rPr>
+          <w:rFonts w:ascii="Times New Roman" w:hAnsi="Times New Roman"/>
+          <w:sz w:val="26"/>
+        </w:rPr>
+      </w:pPr>
+      <w:r>
+        <w:rPr>
+          <w:rFonts w:ascii="Times New Roman" w:hAnsi="Times New Roman"/>
+          <w:sz w:val="26"/>
+        </w:rPr>
+        <w:t>{{mdsd}}.</w:t>
+      </w:r>
+    </w:p>
+    <w:p>
+      <w:pPr>
+        <w:pStyle w:val="ListParagraph"/>
+        <w:spacing w:before="240"/>
+        <w:rPr>
+          <w:rFonts w:ascii="Times New Roman" w:hAnsi="Times New Roman"/>
+          <w:sz w:val="26"/>
+        </w:rPr>
+      </w:pPr>
+      <w:r>
+        <w:rPr>
+          <w:rFonts w:ascii="Times New Roman" w:hAnsi="Times New Roman"/>
+          <w:sz w:val="26"/>
+        </w:rPr>
+        <w:t>Thời hạn sử dụng đất: {{thsd}}.</w:t>
+      </w:r>
+    </w:p>
+    <w:p>
+      <w:pPr>
+        <w:pStyle w:val="ListParagraph"/>
+        <w:spacing w:before="240"/>
+        <w:rPr>
+          <w:rFonts w:ascii="Times New Roman" w:hAnsi="Times New Roman"/>
+          <w:sz w:val="26"/>
+        </w:rPr>
+      </w:pPr>
+      <w:r>
+        <w:rPr>
+          <w:rFonts w:ascii="Times New Roman" w:hAnsi="Times New Roman"/>
+          <w:sz w:val="26"/>
+        </w:rPr>
+        <w:t>{{ngsd}}</w:t>
+      </w:r>
+    </w:p>
+    <w:p>
+      <w:pPr>
+        <w:pStyle w:val="ListParagraph"/>
+        <w:spacing w:before="240"/>
+        <w:rPr>
+          <w:rFonts w:ascii="Times New Roman" w:hAnsi="Times New Roman"/>
+          <w:sz w:val="26"/>
+        </w:rPr>
+      </w:pPr>
+      <w:r>
+        <w:rPr>
+          <w:rFonts w:ascii="Times New Roman" w:hAnsi="Times New Roman"/>
+          <w:sz w:val="26"/>
+        </w:rPr>
+        <w:t>{{gc}}</w:t>
+      </w:r>
+    </w:p>
+    <w:p>
+      <w:pPr>
+        <w:pStyle w:val="ListParagraph"/>
+        <w:spacing w:before="240"/>
+        <w:rPr>
+          <w:rFonts w:ascii="Times New Roman" w:hAnsi="Times New Roman"/>
+          <w:sz w:val="26"/>
+        </w:rPr>
+      </w:pPr>
+      <w:r>
+        <w:rPr>
+          <w:rFonts w:ascii="Times New Roman" w:hAnsi="Times New Roman"/>
+          <w:sz w:val="26"/>
+        </w:rPr>
+        <w:t>Những hạn chế về quyền sử dụng đất (nếu có): Không</w:t>
+      </w:r>
+    </w:p>
+    <w:p>
+      <w:pPr>
+        <w:spacing w:before="240"/>
+        <w:ind w:left="720"/>
+        <w:rPr>
+          <w:rFonts w:ascii="Times New Roman" w:hAnsi="Times New Roman"/>
+          <w:sz w:val="26"/>
+        </w:rPr>
+      </w:pPr>
+      <w:r>
+        <w:rPr>
+          <w:rFonts w:ascii="Times New Roman" w:hAnsi="Times New Roman"/>
+          <w:sz w:val="26"/>
+        </w:rPr>
+        <w:t>Căn cứ vào Nghị quyết số 55/2019/NQ – HĐND ngày 11/12/2025 của Hội đồng nhân dân thành phố Hải Phòng về việc ban hành Bảng giá đất lần đầu trên địa bàn thành phố Hải Phòng.</w:t>
+      </w:r>
+    </w:p>
+    <w:p>
+      <w:pPr>
+        <w:pStyle w:val="ListParagraph"/>
+        <w:spacing w:before="240"/>
+        <w:rPr>
+          <w:rFonts w:ascii="Times New Roman" w:hAnsi="Times New Roman"/>
+          <w:sz w:val="26"/>
+        </w:rPr>
+      </w:pPr>
+      <w:r>
+        <w:rPr>
+          <w:rFonts w:ascii="Times New Roman" w:hAnsi="Times New Roman"/>
+          <w:sz w:val="26"/>
+        </w:rPr>
+        <w:t>+ Vị trí, địa thế, ranh giới khách và môi trường khu vực: Nhà đất nằm trên trục đường chính liên phường, có vị trí giao thông đi lại thuận lợi.</w:t>
+      </w:r>
+    </w:p>
+    <w:p>
+      <w:pPr>
+        <w:pStyle w:val="ListParagraph"/>
+        <w:spacing w:before="240"/>
+        <w:ind w:left="360" w:firstLine="360"/>
+        <w:rPr>
+          <w:rFonts w:ascii="Times New Roman" w:hAnsi="Times New Roman"/>
+          <w:sz w:val="26"/>
+        </w:rPr>
+      </w:pPr>
+      <w:r>
+        <w:rPr>
+          <w:rFonts w:ascii="Times New Roman" w:hAnsi="Times New Roman"/>
+          <w:sz w:val="26"/>
+        </w:rPr>
+        <w:t>+ Giá đất</w:t>
+      </w:r>
+      <w:r>
+        <w:rPr>
+          <w:rFonts w:ascii="Times New Roman" w:hAnsi="Times New Roman"/>
+          <w:sz w:val="26"/>
+        </w:rPr>
+        <w:t xml:space="preserve"> theo giá UBND tỉnh quy định:</w:t>
+      </w:r>
+    </w:p>
+    <w:p>
+      <w:pPr>
+        <w:spacing w:before="240"/>
+        <w:jc w:val="center"/>
+        <w:rPr>
+          <w:rFonts w:ascii="Times New Roman" w:hAnsi="Times New Roman"/>
+          <w:sz w:val="26"/>
+        </w:rPr>
+      </w:pPr>
+      <w:r>
+        <w:rPr>
+          <w:rFonts w:ascii="Times New Roman" w:hAnsi="Times New Roman"/>
+          <w:sz w:val="26"/>
+        </w:rPr>
+        <w:t>{{TABLE1_PLACEHOLDER}}</w:t>
+      </w:r>
+    </w:p>
+    <w:p>
+      <w:pPr>
+        <w:spacing w:before="240"/>
+        <w:rPr>
+          <w:rFonts w:ascii="Times New Roman" w:hAnsi="Times New Roman"/>
+          <w:sz w:val="26"/>
+        </w:rPr>
+      </w:pPr>
+      <w:r>
+        <w:rPr>
+          <w:rFonts w:ascii="Times New Roman" w:hAnsi="Times New Roman"/>
+          <w:sz w:val="26"/>
+        </w:rPr>
+        <w:t xml:space="preserve">        </w:t>
+      </w:r>
+      <w:r>
+        <w:rPr>
+          <w:rFonts w:ascii="Times New Roman" w:hAnsi="Times New Roman"/>
+          <w:sz w:val="26"/>
+        </w:rPr>
+        <w:t>Căn cứ giá đất trên thị trường phường Thái Học tại thời điểm xác định giá trị tài sản</w:t>
+      </w:r>
+      <w:r>
+        <w:rPr>
+          <w:rFonts w:ascii="Times New Roman" w:hAnsi="Times New Roman"/>
+          <w:sz w:val="26"/>
+        </w:rPr>
+        <w:t>.</w:t>
+      </w:r>
+    </w:p>
+    <w:p>
+      <w:pPr>
+        <w:spacing w:before="240"/>
+        <w:jc w:val="center"/>
+        <w:rPr>
+          <w:rFonts w:ascii="Times New Roman" w:hAnsi="Times New Roman"/>
+          <w:sz w:val="26"/>
+        </w:rPr>
+      </w:pPr>
+      <w:r>
+        <w:rPr>
+          <w:rFonts w:ascii="Times New Roman" w:hAnsi="Times New Roman"/>
+          <w:sz w:val="26"/>
+        </w:rPr>
+        <w:t>{{TABLE2</w:t>
+      </w:r>
+      <w:r>
+        <w:rPr>
+          <w:rFonts w:ascii="Times New Roman" w:hAnsi="Times New Roman"/>
+          <w:sz w:val="26"/>
+        </w:rPr>
+        <w:t>_PLACEHOLDER}}</w:t>
+      </w:r>
+    </w:p>
+    <w:p>
+      <w:pPr>
+        <w:spacing w:before="240"/>
+        <w:rPr>
+          <w:rFonts w:ascii="Times New Roman" w:hAnsi="Times New Roman"/>
+          <w:sz w:val="26"/>
+        </w:rPr>
+      </w:pPr>
+      <w:r>
+        <w:rPr>
+          <w:rFonts w:ascii="Times New Roman" w:hAnsi="Times New Roman"/>
+          <w:sz w:val="26"/>
+        </w:rPr>
+        <w:t xml:space="preserve">        *) Giá do hai bên cùng thỏa thuận thống nhất xác định:</w:t>
+      </w:r>
+    </w:p>
+    <w:p>
+      <w:pPr>
+        <w:spacing w:before="240"/>
+        <w:ind w:left="720" w:firstLine="720"/>
+        <w:jc w:val="center"/>
+        <w:rPr>
+          <w:rFonts w:ascii="Times New Roman" w:hAnsi="Times New Roman"/>
+          <w:sz w:val="26"/>
+        </w:rPr>
+      </w:pPr>
+      <w:r>
+        <w:rPr>
+          <w:rFonts w:ascii="Times New Roman" w:hAnsi="Times New Roman"/>
+          <w:sz w:val="26"/>
+        </w:rPr>
+        <w:t>{{TABLE3</w:t>
+      </w:r>
+      <w:r>
+        <w:rPr>
+          <w:rFonts w:ascii="Times New Roman" w:hAnsi="Times New Roman"/>
+          <w:sz w:val="26"/>
+        </w:rPr>
+        <w:t>_PLACEHOLDER}}</w:t>
+      </w:r>
+    </w:p>
+    <w:p>
+      <w:pPr>
+        <w:spacing w:before="240"/>
+        <w:rPr>
+          <w:rFonts w:ascii="Times New Roman" w:hAnsi="Times New Roman"/>
+          <w:sz w:val="26"/>
+        </w:rPr>
+      </w:pPr>
+      <w:r>
+        <w:rPr>
+          <w:rFonts w:ascii="Times New Roman" w:hAnsi="Times New Roman"/>
+          <w:sz w:val="26"/>
+        </w:rPr>
+        <w:t xml:space="preserve">        Giá trị quyền sử dụng đất: {{gtqsdd}} đồng.</w:t>
+      </w:r>
+    </w:p>
+    <w:p>
+      <w:pPr>
+        <w:spacing w:before="240"/>
+        <w:rPr>
+          <w:rFonts w:ascii="Times New Roman" w:hAnsi="Times New Roman"/>
+          <w:b/>
+          <w:sz w:val="26"/>
+        </w:rPr>
+      </w:pPr>
+      <w:r>
+        <w:rPr>
+          <w:rFonts w:ascii="Times New Roman" w:hAnsi="Times New Roman"/>
+          <w:b/>
+          <w:sz w:val="26"/>
+        </w:rPr>
+        <w:t xml:space="preserve">     </w:t>
+      </w:r>
+      <w:r>
+        <w:rPr>
+          <w:rFonts w:ascii="Times New Roman" w:hAnsi="Times New Roman"/>
+          <w:b/>
+          <w:sz w:val="26"/>
+        </w:rPr>
+        <w:t>3.2 Tài sản gắn liền với đất gồm Nhà ở:</w:t>
+      </w:r>
+    </w:p>
+    <w:p>
+      <w:pPr>
+        <w:spacing w:before="240"/>
+        <w:rPr>
+          <w:rFonts w:ascii="Times New Roman" w:hAnsi="Times New Roman"/>
+          <w:sz w:val="26"/>
+        </w:rPr>
+      </w:pPr>
+      <w:r>
+        <w:rPr>
+          <w:rFonts w:ascii="Times New Roman" w:hAnsi="Times New Roman"/>
+          <w:sz w:val="26"/>
+        </w:rPr>
+        <w:tab/>
+        <w:t xml:space="preserve">- Diện tích sử dụng: </w:t>
+      </w:r>
+      <w:r>
+        <w:rPr>
+          <w:rFonts w:ascii="Times New Roman" w:hAnsi="Times New Roman"/>
+          <w:sz w:val="26"/>
+        </w:rPr>
+        <w:t xml:space="preserve">{{dienTichTS}} </w:t>
+      </w:r>
+      <w:r>
+        <w:rPr>
+          <w:rFonts w:ascii="Times New Roman" w:hAnsi="Times New Roman"/>
+          <w:sz w:val="26"/>
+        </w:rPr>
+        <w:t>m</w:t>
+      </w:r>
+      <w:r>
+        <w:rPr>
+          <w:rFonts w:ascii="Times New Roman" w:hAnsi="Times New Roman"/>
+          <w:sz w:val="26"/>
+          <w:vertAlign w:val="superscript"/>
+        </w:rPr>
+        <w:t>2</w:t>
+      </w:r>
+      <w:r>
+        <w:rPr>
+          <w:rFonts w:ascii="Times New Roman" w:hAnsi="Times New Roman"/>
+          <w:sz w:val="26"/>
+        </w:rPr>
+        <w:t>.</w:t>
+      </w:r>
+    </w:p>
+    <w:p>
+      <w:pPr>
+        <w:spacing w:before="240"/>
+        <w:rPr>
+          <w:rFonts w:ascii="Times New Roman" w:hAnsi="Times New Roman"/>
+          <w:sz w:val="26"/>
+        </w:rPr>
+      </w:pPr>
+      <w:r>
+        <w:rPr>
+          <w:rFonts w:ascii="Times New Roman" w:hAnsi="Times New Roman"/>
+          <w:sz w:val="26"/>
+        </w:rPr>
+        <w:tab/>
+        <w:t>- Kết cấu xây dựng:</w:t>
+      </w:r>
+      <w:r>
+        <w:rPr>
+          <w:rFonts w:ascii="Times New Roman" w:hAnsi="Times New Roman"/>
+          <w:sz w:val="26"/>
+        </w:rPr>
+        <w:t xml:space="preserve"> {{ketCauXayDung}}.</w:t>
+      </w:r>
+    </w:p>
+    <w:p>
+      <w:pPr>
+        <w:spacing w:before="240"/>
+        <w:rPr>
+          <w:rFonts w:ascii="Times New Roman" w:hAnsi="Times New Roman"/>
+          <w:sz w:val="26"/>
+        </w:rPr>
+      </w:pPr>
+      <w:r>
+        <w:rPr>
+          <w:rFonts w:ascii="Times New Roman" w:hAnsi="Times New Roman"/>
+          <w:sz w:val="26"/>
+        </w:rPr>
+        <w:lastRenderedPageBreak/>
+        <w:tab/>
+        <w:t>- Thời gian xây dựng từ n</w:t>
+      </w:r>
+      <w:r>
+        <w:rPr>
+          <w:rFonts w:ascii="Times New Roman" w:hAnsi="Times New Roman"/>
+          <w:sz w:val="26"/>
+        </w:rPr>
+        <w:t>ăm …{{fromTime</w:t>
       </w:r>
       <w:bookmarkStart w:id="0" w:name="_GoBack"/>
       <w:bookmarkEnd w:id="0"/>
@@ -724,498 +1243,14 @@
           <w:rFonts w:ascii="Times New Roman" w:hAnsi="Times New Roman"/>
           <w:sz w:val="26"/>
         </w:rPr>
-        <w:t>}}</w:t>
-      </w:r>
-      <w:r>
-        <w:rPr>
-          <w:rFonts w:ascii="Times New Roman" w:hAnsi="Times New Roman"/>
-          <w:sz w:val="26"/>
-        </w:rPr>
-        <w:t>, số phát hành {{seri}}, vào số cấp sổ: {{vsmt}}, ngày cấp: {{ngc}}, nơi cấp: {{nc}}</w:t>
-      </w:r>
-      <w:r>
-        <w:rPr>
-          <w:rFonts w:ascii="Times New Roman" w:hAnsi="Times New Roman"/>
-          <w:sz w:val="26"/>
-        </w:rPr>
-        <w:t>.</w:t>
-      </w:r>
-    </w:p>
-    <w:p>
-      <w:pPr>
-        <w:pStyle w:val="ListParagraph"/>
-        <w:rPr>
-          <w:rFonts w:ascii="Times New Roman" w:hAnsi="Times New Roman"/>
-          <w:sz w:val="26"/>
-        </w:rPr>
-      </w:pPr>
-      <w:r>
-        <w:rPr>
-          <w:rFonts w:ascii="Times New Roman" w:hAnsi="Times New Roman"/>
-          <w:sz w:val="26"/>
-        </w:rPr>
-        <w:t>Mang tên: {{ndtbd}}.</w:t>
-      </w:r>
-    </w:p>
-    <w:p>
-      <w:pPr>
-        <w:pStyle w:val="ListParagraph"/>
-        <w:rPr>
-          <w:rFonts w:ascii="Times New Roman" w:hAnsi="Times New Roman"/>
-          <w:sz w:val="26"/>
-        </w:rPr>
-      </w:pPr>
-      <w:r>
-        <w:rPr>
-          <w:rFonts w:ascii="Times New Roman" w:hAnsi="Times New Roman"/>
-          <w:sz w:val="26"/>
-        </w:rPr>
-        <w:t>Địa chỉ thửa đất tại: {{dctd}}.</w:t>
-      </w:r>
-    </w:p>
-    <w:p>
-      <w:pPr>
-        <w:pStyle w:val="ListParagraph"/>
-        <w:rPr>
-          <w:rFonts w:ascii="Times New Roman" w:hAnsi="Times New Roman"/>
-          <w:sz w:val="26"/>
-        </w:rPr>
-      </w:pPr>
-      <w:r>
-        <w:rPr>
-          <w:rFonts w:ascii="Times New Roman" w:hAnsi="Times New Roman"/>
-          <w:sz w:val="26"/>
-        </w:rPr>
-        <w:t>Thửa đất số: {{std}} – Tờ bản đồ: {{sbd}}.</w:t>
-      </w:r>
-    </w:p>
-    <w:p>
-      <w:pPr>
-        <w:pStyle w:val="ListParagraph"/>
-        <w:spacing w:before="240"/>
-        <w:rPr>
-          <w:rFonts w:ascii="Times New Roman" w:hAnsi="Times New Roman"/>
-          <w:sz w:val="26"/>
-        </w:rPr>
-      </w:pPr>
-      <w:r>
-        <w:rPr>
-          <w:rFonts w:ascii="Times New Roman" w:hAnsi="Times New Roman"/>
-          <w:sz w:val="26"/>
-        </w:rPr>
-        <w:t>Diện tích bảo đảm: {{dt}} m</w:t>
-      </w:r>
-      <w:r>
-        <w:rPr>
-          <w:rFonts w:ascii="Times New Roman" w:hAnsi="Times New Roman"/>
-          <w:sz w:val="26"/>
-          <w:vertAlign w:val="superscript"/>
-        </w:rPr>
-        <w:t>2</w:t>
-      </w:r>
-      <w:r>
-        <w:rPr>
-          <w:rFonts w:ascii="Times New Roman" w:hAnsi="Times New Roman"/>
-          <w:sz w:val="26"/>
-        </w:rPr>
-        <w:t xml:space="preserve"> (</w:t>
-      </w:r>
-      <w:r>
-        <w:rPr>
-          <w:rFonts w:ascii="Times New Roman" w:hAnsi="Times New Roman"/>
-          <w:i/>
-          <w:sz w:val="26"/>
-        </w:rPr>
-        <w:t>Bằng chữ: {{dtc}} mét vuông</w:t>
-      </w:r>
-      <w:r>
-        <w:rPr>
-          <w:rFonts w:ascii="Times New Roman" w:hAnsi="Times New Roman"/>
-          <w:sz w:val="26"/>
-        </w:rPr>
-        <w:t>).</w:t>
-      </w:r>
-    </w:p>
-    <w:p>
-      <w:pPr>
-        <w:pStyle w:val="ListParagraph"/>
-        <w:spacing w:before="240"/>
-        <w:rPr>
-          <w:rFonts w:ascii="Times New Roman" w:hAnsi="Times New Roman"/>
-          <w:sz w:val="26"/>
-        </w:rPr>
-      </w:pPr>
-      <w:r>
-        <w:rPr>
-          <w:rFonts w:ascii="Times New Roman" w:hAnsi="Times New Roman"/>
-          <w:sz w:val="26"/>
-        </w:rPr>
-        <w:t>Hình thức sử dụng: {{htsd}}.</w:t>
-      </w:r>
-    </w:p>
-    <w:p>
-      <w:pPr>
-        <w:pStyle w:val="ListParagraph"/>
-        <w:spacing w:before="240"/>
-        <w:rPr>
-          <w:rFonts w:ascii="Times New Roman" w:hAnsi="Times New Roman"/>
-          <w:sz w:val="26"/>
-        </w:rPr>
-      </w:pPr>
-      <w:r>
-        <w:rPr>
-          <w:rFonts w:ascii="Times New Roman" w:hAnsi="Times New Roman"/>
-          <w:sz w:val="26"/>
-        </w:rPr>
-        <w:t>{{mdsd}}.</w:t>
-      </w:r>
-    </w:p>
-    <w:p>
-      <w:pPr>
-        <w:pStyle w:val="ListParagraph"/>
-        <w:spacing w:before="240"/>
-        <w:rPr>
-          <w:rFonts w:ascii="Times New Roman" w:hAnsi="Times New Roman"/>
-          <w:sz w:val="26"/>
-        </w:rPr>
-      </w:pPr>
-      <w:r>
-        <w:rPr>
-          <w:rFonts w:ascii="Times New Roman" w:hAnsi="Times New Roman"/>
-          <w:sz w:val="26"/>
-        </w:rPr>
-        <w:t>Thời hạn sử dụng đất: {{thsd}}.</w:t>
-      </w:r>
-    </w:p>
-    <w:p>
-      <w:pPr>
-        <w:pStyle w:val="ListParagraph"/>
-        <w:spacing w:before="240"/>
-        <w:rPr>
-          <w:rFonts w:ascii="Times New Roman" w:hAnsi="Times New Roman"/>
-          <w:sz w:val="26"/>
-        </w:rPr>
-      </w:pPr>
-      <w:r>
-        <w:rPr>
-          <w:rFonts w:ascii="Times New Roman" w:hAnsi="Times New Roman"/>
-          <w:sz w:val="26"/>
-        </w:rPr>
-        <w:t>{{ngsd}}</w:t>
-      </w:r>
-    </w:p>
-    <w:p>
-      <w:pPr>
-        <w:pStyle w:val="ListParagraph"/>
-        <w:spacing w:before="240"/>
-        <w:rPr>
-          <w:rFonts w:ascii="Times New Roman" w:hAnsi="Times New Roman"/>
-          <w:sz w:val="26"/>
-        </w:rPr>
-      </w:pPr>
-      <w:r>
-        <w:rPr>
-          <w:rFonts w:ascii="Times New Roman" w:hAnsi="Times New Roman"/>
-          <w:sz w:val="26"/>
-        </w:rPr>
-        <w:t>{{gc}}</w:t>
-      </w:r>
-    </w:p>
-    <w:p>
-      <w:pPr>
-        <w:pStyle w:val="ListParagraph"/>
-        <w:spacing w:before="240"/>
-        <w:rPr>
-          <w:rFonts w:ascii="Times New Roman" w:hAnsi="Times New Roman"/>
-          <w:sz w:val="26"/>
-        </w:rPr>
-      </w:pPr>
-      <w:r>
-        <w:rPr>
-          <w:rFonts w:ascii="Times New Roman" w:hAnsi="Times New Roman"/>
-          <w:sz w:val="26"/>
-        </w:rPr>
-        <w:t>Những hạn chế về quyền sử dụng đất (nếu có): Không</w:t>
-      </w:r>
-    </w:p>
-    <w:p>
-      <w:pPr>
-        <w:spacing w:before="240"/>
-        <w:ind w:left="720"/>
-        <w:rPr>
-          <w:rFonts w:ascii="Times New Roman" w:hAnsi="Times New Roman"/>
-          <w:sz w:val="26"/>
-        </w:rPr>
-      </w:pPr>
-      <w:r>
-        <w:rPr>
-          <w:rFonts w:ascii="Times New Roman" w:hAnsi="Times New Roman"/>
-          <w:sz w:val="26"/>
-        </w:rPr>
-        <w:t>Căn cứ vào Nghị quyết số 55/2019/NQ – HĐND ngày 11/12/2025 của Hội đồng nhân dân thành phố Hải Phòng về việc ban hành Bảng giá đất lần đầu trên địa bàn thành phố Hải Phòng.</w:t>
-      </w:r>
-    </w:p>
-    <w:p>
-      <w:pPr>
-        <w:pStyle w:val="ListParagraph"/>
-        <w:spacing w:before="240"/>
-        <w:rPr>
-          <w:rFonts w:ascii="Times New Roman" w:hAnsi="Times New Roman"/>
-          <w:sz w:val="26"/>
-        </w:rPr>
-      </w:pPr>
-      <w:r>
-        <w:rPr>
-          <w:rFonts w:ascii="Times New Roman" w:hAnsi="Times New Roman"/>
-          <w:sz w:val="26"/>
-        </w:rPr>
-        <w:t>+ Vị trí, địa thế, ranh giới khách và môi trường khu vực: Nhà đất nằm trên trục đường chính liên phường, có vị trí giao thông đi lại thuận lợi.</w:t>
-      </w:r>
-    </w:p>
-    <w:p>
-      <w:pPr>
-        <w:pStyle w:val="ListParagraph"/>
-        <w:spacing w:before="240"/>
-        <w:ind w:left="360" w:firstLine="360"/>
-        <w:rPr>
-          <w:rFonts w:ascii="Times New Roman" w:hAnsi="Times New Roman"/>
-          <w:sz w:val="26"/>
-        </w:rPr>
-      </w:pPr>
-      <w:r>
-        <w:rPr>
-          <w:rFonts w:ascii="Times New Roman" w:hAnsi="Times New Roman"/>
-          <w:sz w:val="26"/>
-        </w:rPr>
-        <w:t>+ Giá đất</w:t>
-      </w:r>
-      <w:r>
-        <w:rPr>
-          <w:rFonts w:ascii="Times New Roman" w:hAnsi="Times New Roman"/>
-          <w:sz w:val="26"/>
-        </w:rPr>
-        <w:t xml:space="preserve"> theo giá UBND tỉnh quy định:</w:t>
-      </w:r>
-    </w:p>
-    <w:p>
-      <w:pPr>
-        <w:spacing w:before="240"/>
-        <w:jc w:val="center"/>
-        <w:rPr>
-          <w:rFonts w:ascii="Times New Roman" w:hAnsi="Times New Roman"/>
-          <w:sz w:val="26"/>
-        </w:rPr>
-      </w:pPr>
-      <w:r>
-        <w:rPr>
-          <w:rFonts w:ascii="Times New Roman" w:hAnsi="Times New Roman"/>
-          <w:sz w:val="26"/>
-        </w:rPr>
-        <w:t>{{TABLE1_PLACEHOLDER}}</w:t>
-      </w:r>
-    </w:p>
-    <w:p>
-      <w:pPr>
-        <w:spacing w:before="240"/>
-        <w:rPr>
-          <w:rFonts w:ascii="Times New Roman" w:hAnsi="Times New Roman"/>
-          <w:sz w:val="26"/>
-        </w:rPr>
-      </w:pPr>
-      <w:r>
-        <w:rPr>
-          <w:rFonts w:ascii="Times New Roman" w:hAnsi="Times New Roman"/>
-          <w:sz w:val="26"/>
-        </w:rPr>
-        <w:t xml:space="preserve">        </w:t>
-      </w:r>
-      <w:r>
-        <w:rPr>
-          <w:rFonts w:ascii="Times New Roman" w:hAnsi="Times New Roman"/>
-          <w:sz w:val="26"/>
-        </w:rPr>
-        <w:t>Căn cứ giá đất trên thị trường phường Thái Học tại thời điểm xác định giá trị tài sản</w:t>
-      </w:r>
-      <w:r>
-        <w:rPr>
-          <w:rFonts w:ascii="Times New Roman" w:hAnsi="Times New Roman"/>
-          <w:sz w:val="26"/>
-        </w:rPr>
-        <w:t>.</w:t>
-      </w:r>
-    </w:p>
-    <w:p>
-      <w:pPr>
-        <w:spacing w:before="240"/>
-        <w:jc w:val="center"/>
-        <w:rPr>
-          <w:rFonts w:ascii="Times New Roman" w:hAnsi="Times New Roman"/>
-          <w:sz w:val="26"/>
-        </w:rPr>
-      </w:pPr>
-      <w:r>
-        <w:rPr>
-          <w:rFonts w:ascii="Times New Roman" w:hAnsi="Times New Roman"/>
-          <w:sz w:val="26"/>
-        </w:rPr>
-        <w:t>{{TABLE2</w:t>
-      </w:r>
-      <w:r>
-        <w:rPr>
-          <w:rFonts w:ascii="Times New Roman" w:hAnsi="Times New Roman"/>
-          <w:sz w:val="26"/>
-        </w:rPr>
-        <w:t>_PLACEHOLDER}}</w:t>
-      </w:r>
-    </w:p>
-    <w:p>
-      <w:pPr>
-        <w:spacing w:before="240"/>
-        <w:rPr>
-          <w:rFonts w:ascii="Times New Roman" w:hAnsi="Times New Roman"/>
-          <w:sz w:val="26"/>
-        </w:rPr>
-      </w:pPr>
-      <w:r>
-        <w:rPr>
-          <w:rFonts w:ascii="Times New Roman" w:hAnsi="Times New Roman"/>
-          <w:sz w:val="26"/>
-        </w:rPr>
-        <w:t xml:space="preserve">        *) Giá do hai bên cùng thỏa thuận thống nhất xác định:</w:t>
-      </w:r>
-    </w:p>
-    <w:p>
-      <w:pPr>
-        <w:spacing w:before="240"/>
-        <w:ind w:left="720" w:firstLine="720"/>
-        <w:jc w:val="center"/>
-        <w:rPr>
-          <w:rFonts w:ascii="Times New Roman" w:hAnsi="Times New Roman"/>
-          <w:sz w:val="26"/>
-        </w:rPr>
-      </w:pPr>
-      <w:r>
-        <w:rPr>
-          <w:rFonts w:ascii="Times New Roman" w:hAnsi="Times New Roman"/>
-          <w:sz w:val="26"/>
-        </w:rPr>
-        <w:t>{{TABLE3</w:t>
-      </w:r>
-      <w:r>
-        <w:rPr>
-          <w:rFonts w:ascii="Times New Roman" w:hAnsi="Times New Roman"/>
-          <w:sz w:val="26"/>
-        </w:rPr>
-        <w:t>_PLACEHOLDER}}</w:t>
-      </w:r>
-    </w:p>
-    <w:p>
-      <w:pPr>
-        <w:spacing w:before="240"/>
-        <w:rPr>
-          <w:rFonts w:ascii="Times New Roman" w:hAnsi="Times New Roman"/>
-          <w:sz w:val="26"/>
-        </w:rPr>
-      </w:pPr>
-      <w:r>
-        <w:rPr>
-          <w:rFonts w:ascii="Times New Roman" w:hAnsi="Times New Roman"/>
-          <w:sz w:val="26"/>
-        </w:rPr>
-        <w:t xml:space="preserve">        Giá trị quyền sử dụng đất: {{gtqsdd}} đồng.</w:t>
-      </w:r>
-    </w:p>
-    <w:p>
-      <w:pPr>
-        <w:spacing w:before="240"/>
-        <w:rPr>
-          <w:rFonts w:ascii="Times New Roman" w:hAnsi="Times New Roman"/>
-          <w:b/>
-          <w:sz w:val="26"/>
-        </w:rPr>
-      </w:pPr>
-      <w:r>
-        <w:rPr>
-          <w:rFonts w:ascii="Times New Roman" w:hAnsi="Times New Roman"/>
-          <w:b/>
-          <w:sz w:val="26"/>
-        </w:rPr>
-        <w:t xml:space="preserve">     </w:t>
-      </w:r>
-      <w:r>
-        <w:rPr>
-          <w:rFonts w:ascii="Times New Roman" w:hAnsi="Times New Roman"/>
-          <w:b/>
-          <w:sz w:val="26"/>
-        </w:rPr>
-        <w:t>3.2 Tài sản gắn liền với đất gồm Nhà ở:</w:t>
-      </w:r>
-    </w:p>
-    <w:p>
-      <w:pPr>
-        <w:spacing w:before="240"/>
-        <w:rPr>
-          <w:rFonts w:ascii="Times New Roman" w:hAnsi="Times New Roman"/>
-          <w:sz w:val="26"/>
-        </w:rPr>
-      </w:pPr>
-      <w:r>
-        <w:rPr>
-          <w:rFonts w:ascii="Times New Roman" w:hAnsi="Times New Roman"/>
-          <w:sz w:val="26"/>
-        </w:rPr>
-        <w:tab/>
-        <w:t>- Diện tích sử dụng: m</w:t>
-      </w:r>
-      <w:r>
-        <w:rPr>
-          <w:rFonts w:ascii="Times New Roman" w:hAnsi="Times New Roman"/>
-          <w:sz w:val="26"/>
-          <w:vertAlign w:val="superscript"/>
-        </w:rPr>
-        <w:t>2</w:t>
-      </w:r>
-      <w:r>
-        <w:rPr>
-          <w:rFonts w:ascii="Times New Roman" w:hAnsi="Times New Roman"/>
-          <w:sz w:val="26"/>
-        </w:rPr>
-        <w:t>.</w:t>
-      </w:r>
-    </w:p>
-    <w:p>
-      <w:pPr>
-        <w:spacing w:before="240"/>
-        <w:rPr>
-          <w:rFonts w:ascii="Times New Roman" w:hAnsi="Times New Roman"/>
-          <w:sz w:val="26"/>
-        </w:rPr>
-      </w:pPr>
-      <w:r>
-        <w:rPr>
-          <w:rFonts w:ascii="Times New Roman" w:hAnsi="Times New Roman"/>
-          <w:sz w:val="26"/>
-        </w:rPr>
-        <w:tab/>
-        <w:t>- Kết cấu xây dựng:</w:t>
-      </w:r>
-    </w:p>
-    <w:p>
-      <w:pPr>
-        <w:spacing w:before="240"/>
-        <w:rPr>
-          <w:rFonts w:ascii="Times New Roman" w:hAnsi="Times New Roman"/>
-          <w:sz w:val="26"/>
-        </w:rPr>
-      </w:pPr>
-      <w:r>
-        <w:rPr>
-          <w:rFonts w:ascii="Times New Roman" w:hAnsi="Times New Roman"/>
-          <w:sz w:val="26"/>
-        </w:rPr>
-        <w:lastRenderedPageBreak/>
-        <w:tab/>
-        <w:t>- Thời gian xây dựng từ năm ……..... thời hạn dự kiến 30 năm.</w:t>
+        <w:t>}}...</w:t>
+      </w:r>
+      <w:r>
+        <w:rPr>
+          <w:rFonts w:ascii="Times New Roman" w:hAnsi="Times New Roman"/>
+          <w:sz w:val="26"/>
+        </w:rPr>
+        <w:t xml:space="preserve"> thời hạn dự kiến 30 năm.</w:t>
       </w:r>
     </w:p>
     <w:p>

--- a/src/main/resources/templates/BienBanXacDinhGiaTriTaiSanBaoDam.docx
+++ b/src/main/resources/templates/BienBanXacDinhGiaTriTaiSanBaoDam.docx
@@ -381,7 +381,14 @@
           <w:rFonts w:ascii="Times New Roman" w:hAnsi="Times New Roman"/>
           <w:sz w:val="26"/>
         </w:rPr>
-        <w:t>{{gtkh}}: {{kh}}; Sinh ngày: {{nskh}}; Điện thoại: {{sdtkh}}.</w:t>
+        <w:t>{{gtkh}}: {{kh}}; Sinh năm</w:t>
+      </w:r>
+      <w:r>
+        <w:rPr>
+          <w:rFonts w:ascii="Times New Roman" w:hAnsi="Times New Roman"/>
+          <w:sz w:val="26"/>
+        </w:rPr>
+        <w:t>: {{nskh}}; Điện thoại: {{sdtkh}}.</w:t>
       </w:r>
     </w:p>
     <w:p>
@@ -489,7 +496,17 @@
           <w:sz w:val="24"/>
           <w:szCs w:val="26"/>
         </w:rPr>
-        <w:t>{{gtnt}}: {{ntkh}}; Sinh ngày: {{nsnt}};</w:t>
+        <w:t>{{gtnt}}: {{ntkh}}; Sinh năm</w:t>
+      </w:r>
+      <w:bookmarkStart w:id="0" w:name="_GoBack"/>
+      <w:bookmarkEnd w:id="0"/>
+      <w:r>
+        <w:rPr>
+          <w:rFonts w:ascii="Times New Roman" w:hAnsi="Times New Roman"/>
+          <w:sz w:val="24"/>
+          <w:szCs w:val="26"/>
+        </w:rPr>
+        <w:t>: {{nsnt}};</w:t>
       </w:r>
     </w:p>
     <w:p>
@@ -1234,16 +1251,7 @@
           <w:rFonts w:ascii="Times New Roman" w:hAnsi="Times New Roman"/>
           <w:sz w:val="26"/>
         </w:rPr>
-        <w:t>ăm …{{fromTime</w:t>
-      </w:r>
-      <w:bookmarkStart w:id="0" w:name="_GoBack"/>
-      <w:bookmarkEnd w:id="0"/>
-      <w:r>
-        <w:rPr>
-          <w:rFonts w:ascii="Times New Roman" w:hAnsi="Times New Roman"/>
-          <w:sz w:val="26"/>
-        </w:rPr>
-        <w:t>}}...</w:t>
+        <w:t>ăm …{{fromTime}}...</w:t>
       </w:r>
       <w:r>
         <w:rPr>

--- a/src/main/resources/templates/BienBanXacDinhGiaTriTaiSanBaoDam.docx
+++ b/src/main/resources/templates/BienBanXacDinhGiaTriTaiSanBaoDam.docx
@@ -6,14 +6,14 @@
       <w:pPr>
         <w:jc w:val="center"/>
         <w:rPr>
-          <w:rFonts w:ascii="Times New Roman" w:hAnsi="Times New Roman"/>
-          <w:b/>
-          <w:sz w:val="26"/>
-        </w:rPr>
-      </w:pPr>
-      <w:r>
-        <w:rPr>
-          <w:rFonts w:ascii="Times New Roman" w:hAnsi="Times New Roman"/>
+          <w:rFonts w:ascii="13" w:hAnsi="13"/>
+          <w:b/>
+          <w:sz w:val="26"/>
+        </w:rPr>
+      </w:pPr>
+      <w:r>
+        <w:rPr>
+          <w:rFonts w:ascii="13" w:hAnsi="13"/>
           <w:b/>
           <w:sz w:val="26"/>
         </w:rPr>
@@ -24,14 +24,14 @@
       <w:pPr>
         <w:jc w:val="center"/>
         <w:rPr>
-          <w:rFonts w:ascii="Times New Roman" w:hAnsi="Times New Roman"/>
-          <w:b/>
-          <w:sz w:val="26"/>
-        </w:rPr>
-      </w:pPr>
-      <w:r>
-        <w:rPr>
-          <w:rFonts w:ascii="Times New Roman" w:hAnsi="Times New Roman"/>
+          <w:rFonts w:ascii="13" w:hAnsi="13"/>
+          <w:b/>
+          <w:sz w:val="26"/>
+        </w:rPr>
+      </w:pPr>
+      <w:r>
+        <w:rPr>
+          <w:rFonts w:ascii="13" w:hAnsi="13"/>
           <w:b/>
           <w:noProof/>
           <w:sz w:val="26"/>
@@ -111,7 +111,7 @@
       </w:r>
       <w:r>
         <w:rPr>
-          <w:rFonts w:ascii="Times New Roman" w:hAnsi="Times New Roman"/>
+          <w:rFonts w:ascii="13" w:hAnsi="13"/>
           <w:b/>
           <w:sz w:val="26"/>
         </w:rPr>
@@ -122,14 +122,14 @@
       <w:pPr>
         <w:jc w:val="center"/>
         <w:rPr>
-          <w:rFonts w:ascii="Times New Roman" w:hAnsi="Times New Roman"/>
-          <w:b/>
-          <w:sz w:val="26"/>
-        </w:rPr>
-      </w:pPr>
-      <w:r>
-        <w:rPr>
-          <w:rFonts w:ascii="Times New Roman" w:hAnsi="Times New Roman"/>
+          <w:rFonts w:ascii="13" w:hAnsi="13"/>
+          <w:b/>
+          <w:sz w:val="26"/>
+        </w:rPr>
+      </w:pPr>
+      <w:r>
+        <w:rPr>
+          <w:rFonts w:ascii="13" w:hAnsi="13"/>
           <w:b/>
           <w:sz w:val="26"/>
         </w:rPr>
@@ -140,14 +140,14 @@
       <w:pPr>
         <w:jc w:val="center"/>
         <w:rPr>
-          <w:rFonts w:ascii="Times New Roman" w:hAnsi="Times New Roman"/>
-          <w:b/>
-          <w:sz w:val="26"/>
-        </w:rPr>
-      </w:pPr>
-      <w:r>
-        <w:rPr>
-          <w:rFonts w:ascii="Times New Roman" w:hAnsi="Times New Roman"/>
+          <w:rFonts w:ascii="13" w:hAnsi="13"/>
+          <w:b/>
+          <w:sz w:val="26"/>
+        </w:rPr>
+      </w:pPr>
+      <w:r>
+        <w:rPr>
+          <w:rFonts w:ascii="13" w:hAnsi="13"/>
           <w:b/>
           <w:sz w:val="26"/>
         </w:rPr>
@@ -158,14 +158,14 @@
       <w:pPr>
         <w:jc w:val="center"/>
         <w:rPr>
-          <w:rFonts w:ascii="Times New Roman" w:hAnsi="Times New Roman"/>
-          <w:b/>
-          <w:sz w:val="26"/>
-        </w:rPr>
-      </w:pPr>
-      <w:r>
-        <w:rPr>
-          <w:rFonts w:ascii="Times New Roman" w:hAnsi="Times New Roman"/>
+          <w:rFonts w:ascii="13" w:hAnsi="13"/>
+          <w:b/>
+          <w:sz w:val="26"/>
+        </w:rPr>
+      </w:pPr>
+      <w:r>
+        <w:rPr>
+          <w:rFonts w:ascii="13" w:hAnsi="13"/>
           <w:b/>
           <w:sz w:val="26"/>
         </w:rPr>
@@ -175,17 +175,31 @@
     <w:p>
       <w:pPr>
         <w:rPr>
-          <w:rFonts w:ascii="Times New Roman" w:hAnsi="Times New Roman"/>
-          <w:sz w:val="26"/>
-        </w:rPr>
-      </w:pPr>
-      <w:r>
-        <w:rPr>
-          <w:rFonts w:ascii="Times New Roman" w:hAnsi="Times New Roman"/>
+          <w:rFonts w:ascii="13" w:hAnsi="13"/>
+          <w:sz w:val="26"/>
+        </w:rPr>
+      </w:pPr>
+      <w:r>
+        <w:rPr>
+          <w:rFonts w:ascii="13" w:hAnsi="13"/>
           <w:sz w:val="26"/>
         </w:rPr>
         <w:tab/>
-        <w:t>Hôm nay, ngày {{dayBD}} tháng {{monthBD}} năm {{yearBD}} tại trụ sở Quỹ TDND Thái Học, chúng tôi gồm:</w:t>
+        <w:t>Hôm nay, ngày {{dayBD}} tháng {{monthBD}} năm {{yearBD}} tại trụ sở Quỹ TDND Thái Học</w:t>
+      </w:r>
+      <w:r>
+        <w:rPr>
+          <w:rFonts w:ascii="13" w:hAnsi="13"/>
+          <w:sz w:val="26"/>
+        </w:rPr>
+        <w:t xml:space="preserve"> {{pgdvt}}</w:t>
+      </w:r>
+      <w:r>
+        <w:rPr>
+          <w:rFonts w:ascii="13" w:hAnsi="13"/>
+          <w:sz w:val="26"/>
+        </w:rPr>
+        <w:t>, chúng tôi gồm:</w:t>
       </w:r>
     </w:p>
     <w:p>
@@ -196,14 +210,14 @@
           <w:numId w:val="1"/>
         </w:numPr>
         <w:rPr>
-          <w:rFonts w:ascii="Times New Roman" w:hAnsi="Times New Roman"/>
-          <w:b/>
-          <w:sz w:val="26"/>
-        </w:rPr>
-      </w:pPr>
-      <w:r>
-        <w:rPr>
-          <w:rFonts w:ascii="Times New Roman" w:hAnsi="Times New Roman"/>
+          <w:rFonts w:ascii="13" w:hAnsi="13"/>
+          <w:b/>
+          <w:sz w:val="26"/>
+        </w:rPr>
+      </w:pPr>
+      <w:r>
+        <w:rPr>
+          <w:rFonts w:ascii="13" w:hAnsi="13"/>
           <w:b/>
           <w:sz w:val="26"/>
         </w:rPr>
@@ -214,93 +228,29 @@
       <w:pPr>
         <w:pStyle w:val="ListParagraph"/>
         <w:rPr>
-          <w:rFonts w:ascii="Times New Roman" w:hAnsi="Times New Roman"/>
-          <w:sz w:val="26"/>
-        </w:rPr>
-      </w:pPr>
-      <w:r>
-        <w:rPr>
-          <w:rFonts w:ascii="Times New Roman" w:hAnsi="Times New Roman"/>
-          <w:sz w:val="26"/>
-        </w:rPr>
-        <w:t>Địa chỉ: Số 178, Ninh Chấp; phường Thái Học; thành phố Chí Linh; tỉnh Hải Dương.</w:t>
-      </w:r>
-    </w:p>
-    <w:p>
-      <w:pPr>
-        <w:pStyle w:val="ListParagraph"/>
-        <w:rPr>
-          <w:rFonts w:ascii="Times New Roman" w:hAnsi="Times New Roman"/>
-          <w:sz w:val="26"/>
-        </w:rPr>
-      </w:pPr>
-      <w:r>
-        <w:rPr>
-          <w:rFonts w:ascii="Times New Roman" w:hAnsi="Times New Roman"/>
-          <w:sz w:val="26"/>
-        </w:rPr>
-        <w:t>Điện thoại: 02203.882.700</w:t>
-      </w:r>
-    </w:p>
-    <w:p>
-      <w:pPr>
-        <w:pStyle w:val="ListParagraph"/>
-        <w:rPr>
-          <w:rFonts w:ascii="Times New Roman" w:hAnsi="Times New Roman"/>
-          <w:sz w:val="26"/>
-        </w:rPr>
-      </w:pPr>
-      <w:r>
-        <w:rPr>
-          <w:rFonts w:ascii="Times New Roman" w:hAnsi="Times New Roman"/>
-          <w:sz w:val="26"/>
-        </w:rPr>
-        <w:t>Giấy chứng nhận đăng ký Hợp tác xã số 251803 đăng ký lần đầu ngày 10/11/1998.</w:t>
-      </w:r>
-    </w:p>
-    <w:p>
-      <w:pPr>
-        <w:pStyle w:val="ListParagraph"/>
-        <w:rPr>
-          <w:rFonts w:ascii="Times New Roman" w:hAnsi="Times New Roman"/>
-          <w:sz w:val="26"/>
-        </w:rPr>
-      </w:pPr>
-      <w:r>
-        <w:rPr>
-          <w:rFonts w:ascii="Times New Roman" w:hAnsi="Times New Roman"/>
-          <w:sz w:val="26"/>
-        </w:rPr>
-        <w:t>Đăng ký thay đổi lần thứ 20 ngày 10/03/2023.</w:t>
-      </w:r>
-    </w:p>
-    <w:p>
-      <w:pPr>
-        <w:pStyle w:val="ListParagraph"/>
-        <w:rPr>
-          <w:rFonts w:ascii="Times New Roman" w:hAnsi="Times New Roman"/>
-          <w:sz w:val="26"/>
-        </w:rPr>
-      </w:pPr>
-      <w:r>
-        <w:rPr>
-          <w:rFonts w:ascii="Times New Roman" w:hAnsi="Times New Roman"/>
-          <w:sz w:val="26"/>
-        </w:rPr>
-        <w:t>Mã số doanh nghiệp: 0800001806.</w:t>
-      </w:r>
-    </w:p>
-    <w:p>
-      <w:pPr>
-        <w:pStyle w:val="ListParagraph"/>
-        <w:rPr>
-          <w:rFonts w:ascii="Times New Roman" w:hAnsi="Times New Roman"/>
-          <w:sz w:val="26"/>
-        </w:rPr>
-      </w:pPr>
-      <w:r>
-        <w:rPr>
-          <w:rFonts w:ascii="Times New Roman" w:hAnsi="Times New Roman"/>
+          <w:rFonts w:ascii="13" w:hAnsi="13"/>
+          <w:sz w:val="26"/>
+        </w:rPr>
+      </w:pPr>
+      <w:r>
+        <w:rPr>
+          <w:rFonts w:ascii="13" w:hAnsi="13"/>
+          <w:sz w:val="26"/>
+        </w:rPr>
+        <w:t>{{dcpgd}}</w:t>
+      </w:r>
+    </w:p>
+    <w:p>
+      <w:pPr>
+        <w:pStyle w:val="ListParagraph"/>
+        <w:rPr>
+          <w:rFonts w:ascii="13" w:hAnsi="13"/>
+          <w:sz w:val="26"/>
+        </w:rPr>
+      </w:pPr>
+      <w:r>
+        <w:rPr>
+          <w:rFonts w:ascii="13" w:hAnsi="13"/>
           <w:sz w:val="26"/>
         </w:rPr>
         <w:t xml:space="preserve">Người đại diện: </w:t>
@@ -314,16 +264,16 @@
           <w:numId w:val="2"/>
         </w:numPr>
         <w:rPr>
-          <w:rFonts w:ascii="Times New Roman" w:hAnsi="Times New Roman"/>
-          <w:sz w:val="26"/>
-        </w:rPr>
-      </w:pPr>
-      <w:r>
-        <w:rPr>
-          <w:rFonts w:ascii="Times New Roman" w:hAnsi="Times New Roman"/>
-          <w:sz w:val="26"/>
-        </w:rPr>
-        <w:t>Bà: Phùng Thị Loan – Chức vụ: Giám đốc điều hành.</w:t>
+          <w:rFonts w:ascii="13" w:hAnsi="13"/>
+          <w:sz w:val="26"/>
+        </w:rPr>
+      </w:pPr>
+      <w:r>
+        <w:rPr>
+          <w:rFonts w:ascii="13" w:hAnsi="13"/>
+          <w:sz w:val="26"/>
+        </w:rPr>
+        <w:t>{{ndd1}}</w:t>
       </w:r>
     </w:p>
     <w:p>
@@ -334,16 +284,30 @@
           <w:numId w:val="2"/>
         </w:numPr>
         <w:rPr>
-          <w:rFonts w:ascii="Times New Roman" w:hAnsi="Times New Roman"/>
-          <w:sz w:val="26"/>
-        </w:rPr>
-      </w:pPr>
-      <w:r>
-        <w:rPr>
-          <w:rFonts w:ascii="Times New Roman" w:hAnsi="Times New Roman"/>
-          <w:sz w:val="26"/>
-        </w:rPr>
-        <w:t>Ông: Vũ Xuân Long – Chức vụ: Cán bộ tín dụng</w:t>
+          <w:rFonts w:ascii="13" w:hAnsi="13"/>
+          <w:sz w:val="26"/>
+        </w:rPr>
+      </w:pPr>
+      <w:r>
+        <w:rPr>
+          <w:rFonts w:ascii="13" w:hAnsi="13"/>
+          <w:sz w:val="26"/>
+        </w:rPr>
+        <w:t>Ông:</w:t>
+      </w:r>
+      <w:r>
+        <w:rPr>
+          <w:rFonts w:ascii="13" w:hAnsi="13"/>
+          <w:sz w:val="26"/>
+        </w:rPr>
+        <w:t xml:space="preserve"> {{canBoTDVT}} </w:t>
+      </w:r>
+      <w:r>
+        <w:rPr>
+          <w:rFonts w:ascii="13" w:hAnsi="13"/>
+          <w:sz w:val="26"/>
+        </w:rPr>
+        <w:t>– Chức vụ: Cán bộ tín dụng</w:t>
       </w:r>
     </w:p>
     <w:p>
@@ -354,14 +318,14 @@
           <w:numId w:val="1"/>
         </w:numPr>
         <w:rPr>
-          <w:rFonts w:ascii="Times New Roman" w:hAnsi="Times New Roman"/>
-          <w:b/>
-          <w:sz w:val="26"/>
-        </w:rPr>
-      </w:pPr>
-      <w:r>
-        <w:rPr>
-          <w:rFonts w:ascii="Times New Roman" w:hAnsi="Times New Roman"/>
+          <w:rFonts w:ascii="13" w:hAnsi="13"/>
+          <w:b/>
+          <w:sz w:val="26"/>
+        </w:rPr>
+      </w:pPr>
+      <w:r>
+        <w:rPr>
+          <w:rFonts w:ascii="13" w:hAnsi="13"/>
           <w:b/>
           <w:sz w:val="26"/>
         </w:rPr>
@@ -372,84 +336,75 @@
       <w:pPr>
         <w:pStyle w:val="ListParagraph"/>
         <w:rPr>
-          <w:rFonts w:ascii="Times New Roman" w:hAnsi="Times New Roman"/>
-          <w:sz w:val="26"/>
-        </w:rPr>
-      </w:pPr>
-      <w:r>
-        <w:rPr>
-          <w:rFonts w:ascii="Times New Roman" w:hAnsi="Times New Roman"/>
+          <w:rFonts w:ascii="13" w:hAnsi="13"/>
+          <w:sz w:val="26"/>
+        </w:rPr>
+      </w:pPr>
+      <w:r>
+        <w:rPr>
+          <w:rFonts w:ascii="13" w:hAnsi="13"/>
           <w:sz w:val="26"/>
         </w:rPr>
         <w:t>{{gtkh}}: {{kh}}; Sinh năm</w:t>
       </w:r>
       <w:r>
         <w:rPr>
-          <w:rFonts w:ascii="Times New Roman" w:hAnsi="Times New Roman"/>
-          <w:sz w:val="26"/>
-        </w:rPr>
-        <w:t>: {{nskh}}; Điện thoại: {{sdtkh}}.</w:t>
-      </w:r>
-    </w:p>
-    <w:p>
-      <w:pPr>
-        <w:pStyle w:val="ListParagraph"/>
-        <w:rPr>
-          <w:rFonts w:ascii="Times New Roman" w:hAnsi="Times New Roman"/>
-          <w:sz w:val="26"/>
-        </w:rPr>
-      </w:pPr>
-      <w:r>
-        <w:rPr>
-          <w:rFonts w:ascii="Times New Roman" w:hAnsi="Times New Roman"/>
-          <w:sz w:val="26"/>
-        </w:rPr>
-        <w:t>Số thẻ thành viên: {{sttv}}</w:t>
-      </w:r>
-    </w:p>
-    <w:p>
-      <w:pPr>
-        <w:pStyle w:val="ListParagraph"/>
-        <w:rPr>
-          <w:rFonts w:ascii="Times New Roman" w:hAnsi="Times New Roman"/>
-          <w:sz w:val="26"/>
-        </w:rPr>
-      </w:pPr>
-      <w:r>
-        <w:rPr>
-          <w:rFonts w:ascii="Times New Roman" w:hAnsi="Times New Roman"/>
-          <w:sz w:val="26"/>
-        </w:rPr>
-        <w:t>CMTND hoặc CCCD số: {{cccdkh}}; Cấp ngày: {{nckh}</w:t>
-      </w:r>
-      <w:r>
-        <w:rPr>
-          <w:rFonts w:ascii="Times New Roman" w:hAnsi="Times New Roman"/>
-          <w:sz w:val="26"/>
-        </w:rPr>
-        <w:t>};</w:t>
-      </w:r>
-    </w:p>
-    <w:p>
-      <w:pPr>
-        <w:pStyle w:val="ListParagraph"/>
-        <w:rPr>
-          <w:rFonts w:ascii="Times New Roman" w:hAnsi="Times New Roman"/>
-          <w:sz w:val="24"/>
+          <w:rFonts w:ascii="13" w:hAnsi="13"/>
+          <w:sz w:val="26"/>
+        </w:rPr>
+        <w:t xml:space="preserve">: {{nskh}}; </w:t>
+      </w:r>
+    </w:p>
+    <w:p>
+      <w:pPr>
+        <w:pStyle w:val="ListParagraph"/>
+        <w:rPr>
+          <w:rFonts w:ascii="13" w:hAnsi="13"/>
+          <w:sz w:val="26"/>
+        </w:rPr>
+      </w:pPr>
+      <w:r>
+        <w:rPr>
+          <w:rFonts w:ascii="13" w:hAnsi="13"/>
+          <w:sz w:val="26"/>
+        </w:rPr>
+        <w:t>CCCD số: {{cccdkh}}; Cấ</w:t>
+      </w:r>
+      <w:r>
+        <w:rPr>
+          <w:rFonts w:ascii="13" w:hAnsi="13"/>
+          <w:sz w:val="26"/>
+        </w:rPr>
+        <w:t>p ngày: {{nckh}}</w:t>
+      </w:r>
+      <w:r>
+        <w:rPr>
+          <w:rFonts w:ascii="13" w:hAnsi="13"/>
+          <w:sz w:val="26"/>
+        </w:rPr>
+        <w:t>;</w:t>
+      </w:r>
+    </w:p>
+    <w:p>
+      <w:pPr>
+        <w:pStyle w:val="ListParagraph"/>
+        <w:rPr>
+          <w:rFonts w:ascii="13" w:hAnsi="13"/>
+          <w:sz w:val="26"/>
           <w:szCs w:val="26"/>
         </w:rPr>
       </w:pPr>
       <w:r>
         <w:rPr>
-          <w:rFonts w:ascii="Times New Roman" w:hAnsi="Times New Roman"/>
+          <w:rFonts w:ascii="13" w:hAnsi="13"/>
           <w:sz w:val="26"/>
         </w:rPr>
         <w:t xml:space="preserve">Nơi cấp: </w:t>
       </w:r>
       <w:r>
         <w:rPr>
-          <w:rFonts w:ascii="Times New Roman" w:hAnsi="Times New Roman"/>
-          <w:sz w:val="24"/>
+          <w:rFonts w:ascii="13" w:hAnsi="13"/>
+          <w:sz w:val="26"/>
           <w:szCs w:val="26"/>
         </w:rPr>
         <w:t>{{nccccdkh}}.</w:t>
@@ -459,23 +414,23 @@
       <w:pPr>
         <w:pStyle w:val="ListParagraph"/>
         <w:rPr>
-          <w:rFonts w:ascii="Times New Roman" w:hAnsi="Times New Roman"/>
-          <w:sz w:val="24"/>
+          <w:rFonts w:ascii="13" w:hAnsi="13"/>
+          <w:sz w:val="26"/>
           <w:szCs w:val="26"/>
         </w:rPr>
       </w:pPr>
       <w:r>
         <w:rPr>
-          <w:rFonts w:ascii="Times New Roman" w:hAnsi="Times New Roman"/>
-          <w:sz w:val="24"/>
+          <w:rFonts w:ascii="13" w:hAnsi="13"/>
+          <w:sz w:val="26"/>
           <w:szCs w:val="26"/>
         </w:rPr>
         <w:t>Địa chỉ</w:t>
       </w:r>
       <w:r>
         <w:rPr>
-          <w:rFonts w:ascii="Times New Roman" w:hAnsi="Times New Roman"/>
-          <w:sz w:val="24"/>
+          <w:rFonts w:ascii="13" w:hAnsi="13"/>
+          <w:sz w:val="26"/>
           <w:szCs w:val="26"/>
         </w:rPr>
         <w:t>: {{ttkh}}</w:t>
@@ -485,25 +440,23 @@
       <w:pPr>
         <w:pStyle w:val="ListParagraph"/>
         <w:rPr>
-          <w:rFonts w:ascii="Times New Roman" w:hAnsi="Times New Roman"/>
-          <w:sz w:val="24"/>
+          <w:rFonts w:ascii="13" w:hAnsi="13"/>
+          <w:sz w:val="26"/>
           <w:szCs w:val="26"/>
         </w:rPr>
       </w:pPr>
       <w:r>
         <w:rPr>
-          <w:rFonts w:ascii="Times New Roman" w:hAnsi="Times New Roman"/>
-          <w:sz w:val="24"/>
+          <w:rFonts w:ascii="13" w:hAnsi="13"/>
+          <w:sz w:val="26"/>
           <w:szCs w:val="26"/>
         </w:rPr>
         <w:t>{{gtnt}}: {{ntkh}}; Sinh năm</w:t>
       </w:r>
-      <w:bookmarkStart w:id="0" w:name="_GoBack"/>
-      <w:bookmarkEnd w:id="0"/>
-      <w:r>
-        <w:rPr>
-          <w:rFonts w:ascii="Times New Roman" w:hAnsi="Times New Roman"/>
-          <w:sz w:val="24"/>
+      <w:r>
+        <w:rPr>
+          <w:rFonts w:ascii="13" w:hAnsi="13"/>
+          <w:sz w:val="26"/>
           <w:szCs w:val="26"/>
         </w:rPr>
         <w:t>: {{nsnt}};</w:t>
@@ -513,59 +466,75 @@
       <w:pPr>
         <w:pStyle w:val="ListParagraph"/>
         <w:rPr>
-          <w:rFonts w:ascii="Times New Roman" w:hAnsi="Times New Roman"/>
-          <w:sz w:val="24"/>
+          <w:rFonts w:ascii="13" w:hAnsi="13"/>
+          <w:sz w:val="26"/>
           <w:szCs w:val="26"/>
         </w:rPr>
       </w:pPr>
       <w:r>
         <w:rPr>
-          <w:rFonts w:ascii="Times New Roman" w:hAnsi="Times New Roman"/>
-          <w:sz w:val="24"/>
+          <w:rFonts w:ascii="13" w:hAnsi="13"/>
+          <w:sz w:val="26"/>
           <w:szCs w:val="26"/>
         </w:rPr>
-        <w:t xml:space="preserve">CMTND hoặc CCCD số: {{cccdnt}}; Cấp ngày: {{ncnt}}; </w:t>
-      </w:r>
-    </w:p>
-    <w:p>
-      <w:pPr>
-        <w:pStyle w:val="ListParagraph"/>
-        <w:rPr>
-          <w:rFonts w:ascii="Times New Roman" w:hAnsi="Times New Roman"/>
-          <w:sz w:val="24"/>
+        <w:t xml:space="preserve">CCCD số: {{cccdnt}}; Cấp ngày: {{ncnt}}; </w:t>
+      </w:r>
+    </w:p>
+    <w:p>
+      <w:pPr>
+        <w:pStyle w:val="ListParagraph"/>
+        <w:rPr>
+          <w:rFonts w:ascii="13" w:hAnsi="13"/>
+          <w:sz w:val="26"/>
           <w:szCs w:val="26"/>
         </w:rPr>
       </w:pPr>
       <w:r>
         <w:rPr>
-          <w:rFonts w:ascii="Times New Roman" w:hAnsi="Times New Roman"/>
-          <w:sz w:val="24"/>
+          <w:rFonts w:ascii="13" w:hAnsi="13"/>
+          <w:sz w:val="26"/>
           <w:szCs w:val="26"/>
         </w:rPr>
-        <w:t>Nơi cấp: {{ttnt}}.</w:t>
-      </w:r>
-    </w:p>
-    <w:p>
-      <w:pPr>
-        <w:pStyle w:val="ListParagraph"/>
-        <w:rPr>
-          <w:rFonts w:ascii="Times New Roman" w:hAnsi="Times New Roman"/>
-          <w:sz w:val="24"/>
+        <w:t>Nơi cấ</w:t>
+      </w:r>
+      <w:r>
+        <w:rPr>
+          <w:rFonts w:ascii="13" w:hAnsi="13"/>
+          <w:sz w:val="26"/>
           <w:szCs w:val="26"/>
         </w:rPr>
-      </w:pPr>
-      <w:r>
-        <w:rPr>
-          <w:rFonts w:ascii="Times New Roman" w:hAnsi="Times New Roman"/>
-          <w:sz w:val="24"/>
+        <w:t>p: {{nccccdnt}}</w:t>
+      </w:r>
+      <w:r>
+        <w:rPr>
+          <w:rFonts w:ascii="13" w:hAnsi="13"/>
+          <w:sz w:val="26"/>
           <w:szCs w:val="26"/>
         </w:rPr>
+        <w:t>.</w:t>
+      </w:r>
+    </w:p>
+    <w:p>
+      <w:pPr>
+        <w:pStyle w:val="ListParagraph"/>
+        <w:rPr>
+          <w:rFonts w:ascii="13" w:hAnsi="13"/>
+          <w:sz w:val="26"/>
+          <w:szCs w:val="26"/>
+        </w:rPr>
+      </w:pPr>
+      <w:r>
+        <w:rPr>
+          <w:rFonts w:ascii="13" w:hAnsi="13"/>
+          <w:sz w:val="26"/>
+          <w:szCs w:val="26"/>
+        </w:rPr>
         <w:t>Địa chỉ</w:t>
       </w:r>
       <w:r>
         <w:rPr>
-          <w:rFonts w:ascii="Times New Roman" w:hAnsi="Times New Roman"/>
-          <w:sz w:val="24"/>
+          <w:rFonts w:ascii="13" w:hAnsi="13"/>
+          <w:sz w:val="26"/>
           <w:szCs w:val="26"/>
         </w:rPr>
         <w:t>: {{ttnt}}</w:t>
@@ -575,53 +544,53 @@
       <w:pPr>
         <w:pStyle w:val="ListParagraph"/>
         <w:rPr>
-          <w:rFonts w:ascii="Times New Roman" w:hAnsi="Times New Roman"/>
-          <w:b/>
-          <w:sz w:val="24"/>
+          <w:rFonts w:ascii="13" w:hAnsi="13"/>
+          <w:b/>
+          <w:sz w:val="26"/>
           <w:szCs w:val="26"/>
         </w:rPr>
       </w:pPr>
       <w:r>
         <w:rPr>
-          <w:rFonts w:ascii="Times New Roman" w:hAnsi="Times New Roman"/>
-          <w:b/>
-          <w:sz w:val="24"/>
+          <w:rFonts w:ascii="13" w:hAnsi="13"/>
+          <w:b/>
+          <w:sz w:val="26"/>
           <w:szCs w:val="26"/>
         </w:rPr>
         <w:t>Các bên cùng thỏa thuận thống nhất xác định giá trị của các tài sản b</w:t>
       </w:r>
       <w:r>
         <w:rPr>
-          <w:rFonts w:ascii="Times New Roman" w:hAnsi="Times New Roman"/>
-          <w:b/>
-          <w:sz w:val="24"/>
+          <w:rFonts w:ascii="13" w:hAnsi="13"/>
+          <w:b/>
+          <w:sz w:val="26"/>
           <w:szCs w:val="26"/>
         </w:rPr>
         <w:t>ảo</w:t>
       </w:r>
       <w:r>
         <w:rPr>
-          <w:rFonts w:ascii="Times New Roman" w:hAnsi="Times New Roman"/>
-          <w:b/>
-          <w:sz w:val="24"/>
+          <w:rFonts w:ascii="13" w:hAnsi="13"/>
+          <w:b/>
+          <w:sz w:val="26"/>
           <w:szCs w:val="26"/>
         </w:rPr>
         <w:t xml:space="preserve"> đả</w:t>
       </w:r>
       <w:r>
         <w:rPr>
-          <w:rFonts w:ascii="Times New Roman" w:hAnsi="Times New Roman"/>
-          <w:b/>
-          <w:sz w:val="24"/>
+          <w:rFonts w:ascii="13" w:hAnsi="13"/>
+          <w:b/>
+          <w:sz w:val="26"/>
           <w:szCs w:val="26"/>
         </w:rPr>
         <w:t>m nợ</w:t>
       </w:r>
       <w:r>
         <w:rPr>
-          <w:rFonts w:ascii="Times New Roman" w:hAnsi="Times New Roman"/>
-          <w:b/>
-          <w:sz w:val="24"/>
+          <w:rFonts w:ascii="13" w:hAnsi="13"/>
+          <w:b/>
+          <w:sz w:val="26"/>
           <w:szCs w:val="26"/>
         </w:rPr>
         <w:t xml:space="preserve"> vay như sau.</w:t>
@@ -635,16 +604,16 @@
           <w:numId w:val="1"/>
         </w:numPr>
         <w:rPr>
-          <w:rFonts w:ascii="Times New Roman" w:hAnsi="Times New Roman"/>
-          <w:b/>
-          <w:sz w:val="26"/>
-        </w:rPr>
-      </w:pPr>
-      <w:r>
-        <w:rPr>
-          <w:rFonts w:ascii="Times New Roman" w:hAnsi="Times New Roman"/>
-          <w:b/>
-          <w:sz w:val="24"/>
+          <w:rFonts w:ascii="13" w:hAnsi="13"/>
+          <w:b/>
+          <w:sz w:val="26"/>
+        </w:rPr>
+      </w:pPr>
+      <w:r>
+        <w:rPr>
+          <w:rFonts w:ascii="13" w:hAnsi="13"/>
+          <w:b/>
+          <w:sz w:val="26"/>
           <w:szCs w:val="26"/>
         </w:rPr>
         <w:t>Tài sản bảo đảm.</w:t>
@@ -658,14 +627,14 @@
           <w:numId w:val="3"/>
         </w:numPr>
         <w:rPr>
-          <w:rFonts w:ascii="Times New Roman" w:hAnsi="Times New Roman"/>
-          <w:b/>
-          <w:sz w:val="26"/>
-        </w:rPr>
-      </w:pPr>
-      <w:r>
-        <w:rPr>
-          <w:rFonts w:ascii="Times New Roman" w:hAnsi="Times New Roman"/>
+          <w:rFonts w:ascii="13" w:hAnsi="13"/>
+          <w:b/>
+          <w:sz w:val="26"/>
+        </w:rPr>
+      </w:pPr>
+      <w:r>
+        <w:rPr>
+          <w:rFonts w:ascii="13" w:hAnsi="13"/>
           <w:sz w:val="26"/>
         </w:rPr>
         <w:t>Căn cứ vào thực trạng tài sản bảo đảm là quyền sử dụng đất và tài sản gắn liền với đất, giá cả nhà đất được khảo sát trên thị trường địa phương.</w:t>
@@ -679,14 +648,14 @@
           <w:numId w:val="3"/>
         </w:numPr>
         <w:rPr>
-          <w:rFonts w:ascii="Times New Roman" w:hAnsi="Times New Roman"/>
-          <w:b/>
-          <w:sz w:val="26"/>
-        </w:rPr>
-      </w:pPr>
-      <w:r>
-        <w:rPr>
-          <w:rFonts w:ascii="Times New Roman" w:hAnsi="Times New Roman"/>
+          <w:rFonts w:ascii="13" w:hAnsi="13"/>
+          <w:b/>
+          <w:sz w:val="26"/>
+        </w:rPr>
+      </w:pPr>
+      <w:r>
+        <w:rPr>
+          <w:rFonts w:ascii="13" w:hAnsi="13"/>
           <w:sz w:val="26"/>
         </w:rPr>
         <w:t>Hai bên đã thống nhất một số yếu tố chính để định giá tài sản bảo đảm vay vốn tại Quỹ tín dụng nhân dân Thái Học cụ thể như sau:</w:t>
@@ -695,203 +664,203 @@
     <w:p>
       <w:pPr>
         <w:rPr>
-          <w:rFonts w:ascii="Times New Roman" w:hAnsi="Times New Roman"/>
-          <w:b/>
-          <w:sz w:val="26"/>
-        </w:rPr>
-      </w:pPr>
-      <w:r>
-        <w:rPr>
-          <w:rFonts w:ascii="Times New Roman" w:hAnsi="Times New Roman"/>
-          <w:b/>
+          <w:rFonts w:ascii="13" w:hAnsi="13"/>
+          <w:b/>
+          <w:sz w:val="26"/>
+        </w:rPr>
+      </w:pPr>
+      <w:r>
+        <w:rPr>
+          <w:rFonts w:ascii="13" w:hAnsi="13"/>
+          <w:b/>
+          <w:sz w:val="26"/>
+        </w:rPr>
+        <w:t xml:space="preserve">    3.1 </w:t>
+      </w:r>
+      <w:r>
+        <w:rPr>
+          <w:rFonts w:ascii="13" w:hAnsi="13"/>
+          <w:b/>
+          <w:sz w:val="26"/>
+        </w:rPr>
+        <w:t>Quyền sử dụng đất ở</w:t>
+      </w:r>
+    </w:p>
+    <w:p>
+      <w:pPr>
+        <w:pStyle w:val="ListParagraph"/>
+        <w:ind w:left="780"/>
+        <w:rPr>
+          <w:rFonts w:ascii="13" w:hAnsi="13"/>
+          <w:sz w:val="26"/>
+        </w:rPr>
+      </w:pPr>
+      <w:r>
+        <w:rPr>
+          <w:rFonts w:ascii="13" w:hAnsi="13"/>
+          <w:sz w:val="26"/>
+        </w:rPr>
+        <w:t>{{ndnb}}</w:t>
+      </w:r>
+      <w:r>
+        <w:rPr>
+          <w:rFonts w:ascii="13" w:hAnsi="13"/>
+          <w:sz w:val="26"/>
+        </w:rPr>
+        <w:t>, số phát hành {{seri}}, vào số cấp sổ: {{vsmt}}, ngày cấp: {{ngc}}, nơi cấp: {{nc}}</w:t>
+      </w:r>
+      <w:r>
+        <w:rPr>
+          <w:rFonts w:ascii="13" w:hAnsi="13"/>
+          <w:sz w:val="26"/>
+        </w:rPr>
+        <w:t>.</w:t>
+      </w:r>
+    </w:p>
+    <w:p>
+      <w:pPr>
+        <w:pStyle w:val="ListParagraph"/>
+        <w:rPr>
+          <w:rFonts w:ascii="13" w:hAnsi="13"/>
+          <w:sz w:val="26"/>
+        </w:rPr>
+      </w:pPr>
+      <w:r>
+        <w:rPr>
+          <w:rFonts w:ascii="13" w:hAnsi="13"/>
+          <w:sz w:val="26"/>
+        </w:rPr>
+        <w:t>Mang tên: {{ndtbd}}.</w:t>
+      </w:r>
+    </w:p>
+    <w:p>
+      <w:pPr>
+        <w:pStyle w:val="ListParagraph"/>
+        <w:rPr>
+          <w:rFonts w:ascii="13" w:hAnsi="13"/>
+          <w:sz w:val="26"/>
+        </w:rPr>
+      </w:pPr>
+      <w:r>
+        <w:rPr>
+          <w:rFonts w:ascii="13" w:hAnsi="13"/>
+          <w:sz w:val="26"/>
+        </w:rPr>
+        <w:t>Địa chỉ thửa đất tại: {{dctd}}.</w:t>
+      </w:r>
+    </w:p>
+    <w:p>
+      <w:pPr>
+        <w:pStyle w:val="ListParagraph"/>
+        <w:rPr>
+          <w:rFonts w:ascii="13" w:hAnsi="13"/>
+          <w:sz w:val="26"/>
+        </w:rPr>
+      </w:pPr>
+      <w:r>
+        <w:rPr>
+          <w:rFonts w:ascii="13" w:hAnsi="13"/>
+          <w:sz w:val="26"/>
+        </w:rPr>
+        <w:t>Thửa đất số: {{std}} – Tờ bản đồ: {{sbd}}.</w:t>
+      </w:r>
+    </w:p>
+    <w:p>
+      <w:pPr>
+        <w:pStyle w:val="ListParagraph"/>
+        <w:spacing w:before="240"/>
+        <w:rPr>
+          <w:rFonts w:ascii="13" w:hAnsi="13"/>
+          <w:sz w:val="26"/>
+        </w:rPr>
+      </w:pPr>
+      <w:r>
+        <w:rPr>
+          <w:rFonts w:ascii="13" w:hAnsi="13"/>
+          <w:sz w:val="26"/>
+        </w:rPr>
+        <w:t>Diện tích bảo đảm: {{dt}} m</w:t>
+      </w:r>
+      <w:r>
+        <w:rPr>
+          <w:rFonts w:ascii="13" w:hAnsi="13"/>
+          <w:sz w:val="26"/>
+          <w:vertAlign w:val="superscript"/>
+        </w:rPr>
+        <w:t>2</w:t>
+      </w:r>
+      <w:r>
+        <w:rPr>
+          <w:rFonts w:ascii="13" w:hAnsi="13"/>
+          <w:sz w:val="26"/>
+        </w:rPr>
+        <w:t xml:space="preserve"> (</w:t>
+      </w:r>
+      <w:r>
+        <w:rPr>
+          <w:rFonts w:ascii="13" w:hAnsi="13"/>
+          <w:i/>
+          <w:sz w:val="26"/>
+        </w:rPr>
+        <w:t>Bằng chữ: {{dtc}} mét vuông</w:t>
+      </w:r>
+      <w:r>
+        <w:rPr>
+          <w:rFonts w:ascii="13" w:hAnsi="13"/>
+          <w:sz w:val="26"/>
+        </w:rPr>
+        <w:t>).</w:t>
+      </w:r>
+    </w:p>
+    <w:p>
+      <w:pPr>
+        <w:pStyle w:val="ListParagraph"/>
+        <w:spacing w:before="240"/>
+        <w:rPr>
+          <w:rFonts w:ascii="13" w:hAnsi="13"/>
+          <w:sz w:val="26"/>
+        </w:rPr>
+      </w:pPr>
+      <w:r>
+        <w:rPr>
+          <w:rFonts w:ascii="13" w:hAnsi="13"/>
+          <w:sz w:val="26"/>
+        </w:rPr>
+        <w:t>Hình thức sử dụng: {{htsd}}.</w:t>
+      </w:r>
+    </w:p>
+    <w:p>
+      <w:pPr>
+        <w:pStyle w:val="ListParagraph"/>
+        <w:spacing w:before="240"/>
+        <w:rPr>
+          <w:rFonts w:ascii="13" w:hAnsi="13"/>
+          <w:sz w:val="26"/>
+        </w:rPr>
+      </w:pPr>
+      <w:r>
+        <w:rPr>
+          <w:rFonts w:ascii="13" w:hAnsi="13"/>
+          <w:sz w:val="26"/>
+        </w:rPr>
+        <w:t>{{mdsd}}</w:t>
+      </w:r>
+    </w:p>
+    <w:p>
+      <w:pPr>
+        <w:pStyle w:val="ListParagraph"/>
+        <w:spacing w:before="240"/>
+        <w:rPr>
+          <w:rFonts w:ascii="13" w:hAnsi="13"/>
+          <w:sz w:val="26"/>
+        </w:rPr>
+      </w:pPr>
+      <w:r>
+        <w:rPr>
+          <w:rFonts w:ascii="13" w:hAnsi="13"/>
           <w:sz w:val="26"/>
         </w:rPr>
         <w:lastRenderedPageBreak/>
-        <w:t xml:space="preserve">    3.1 </w:t>
-      </w:r>
-      <w:r>
-        <w:rPr>
-          <w:rFonts w:ascii="Times New Roman" w:hAnsi="Times New Roman"/>
-          <w:b/>
-          <w:sz w:val="26"/>
-        </w:rPr>
-        <w:t>Quyền sử dụng đất ở</w:t>
-      </w:r>
-    </w:p>
-    <w:p>
-      <w:pPr>
-        <w:pStyle w:val="ListParagraph"/>
-        <w:ind w:left="780"/>
-        <w:rPr>
-          <w:rFonts w:ascii="Times New Roman" w:hAnsi="Times New Roman"/>
-          <w:sz w:val="26"/>
-        </w:rPr>
-      </w:pPr>
-      <w:r>
-        <w:rPr>
-          <w:rFonts w:ascii="Times New Roman" w:hAnsi="Times New Roman"/>
-          <w:sz w:val="26"/>
-        </w:rPr>
-        <w:t>{{ndnb}}</w:t>
-      </w:r>
-      <w:r>
-        <w:rPr>
-          <w:rFonts w:ascii="Times New Roman" w:hAnsi="Times New Roman"/>
-          <w:sz w:val="26"/>
-        </w:rPr>
-        <w:t>, số phát hành {{seri}}, vào số cấp sổ: {{vsmt}}, ngày cấp: {{ngc}}, nơi cấp: {{nc}}</w:t>
-      </w:r>
-      <w:r>
-        <w:rPr>
-          <w:rFonts w:ascii="Times New Roman" w:hAnsi="Times New Roman"/>
-          <w:sz w:val="26"/>
-        </w:rPr>
-        <w:t>.</w:t>
-      </w:r>
-    </w:p>
-    <w:p>
-      <w:pPr>
-        <w:pStyle w:val="ListParagraph"/>
-        <w:rPr>
-          <w:rFonts w:ascii="Times New Roman" w:hAnsi="Times New Roman"/>
-          <w:sz w:val="26"/>
-        </w:rPr>
-      </w:pPr>
-      <w:r>
-        <w:rPr>
-          <w:rFonts w:ascii="Times New Roman" w:hAnsi="Times New Roman"/>
-          <w:sz w:val="26"/>
-        </w:rPr>
-        <w:t>Mang tên: {{ndtbd}}.</w:t>
-      </w:r>
-    </w:p>
-    <w:p>
-      <w:pPr>
-        <w:pStyle w:val="ListParagraph"/>
-        <w:rPr>
-          <w:rFonts w:ascii="Times New Roman" w:hAnsi="Times New Roman"/>
-          <w:sz w:val="26"/>
-        </w:rPr>
-      </w:pPr>
-      <w:r>
-        <w:rPr>
-          <w:rFonts w:ascii="Times New Roman" w:hAnsi="Times New Roman"/>
-          <w:sz w:val="26"/>
-        </w:rPr>
-        <w:t>Địa chỉ thửa đất tại: {{dctd}}.</w:t>
-      </w:r>
-    </w:p>
-    <w:p>
-      <w:pPr>
-        <w:pStyle w:val="ListParagraph"/>
-        <w:rPr>
-          <w:rFonts w:ascii="Times New Roman" w:hAnsi="Times New Roman"/>
-          <w:sz w:val="26"/>
-        </w:rPr>
-      </w:pPr>
-      <w:r>
-        <w:rPr>
-          <w:rFonts w:ascii="Times New Roman" w:hAnsi="Times New Roman"/>
-          <w:sz w:val="26"/>
-        </w:rPr>
-        <w:t>Thửa đất số: {{std}} – Tờ bản đồ: {{sbd}}.</w:t>
-      </w:r>
-    </w:p>
-    <w:p>
-      <w:pPr>
-        <w:pStyle w:val="ListParagraph"/>
-        <w:spacing w:before="240"/>
-        <w:rPr>
-          <w:rFonts w:ascii="Times New Roman" w:hAnsi="Times New Roman"/>
-          <w:sz w:val="26"/>
-        </w:rPr>
-      </w:pPr>
-      <w:r>
-        <w:rPr>
-          <w:rFonts w:ascii="Times New Roman" w:hAnsi="Times New Roman"/>
-          <w:sz w:val="26"/>
-        </w:rPr>
-        <w:t>Diện tích bảo đảm: {{dt}} m</w:t>
-      </w:r>
-      <w:r>
-        <w:rPr>
-          <w:rFonts w:ascii="Times New Roman" w:hAnsi="Times New Roman"/>
-          <w:sz w:val="26"/>
-          <w:vertAlign w:val="superscript"/>
-        </w:rPr>
-        <w:t>2</w:t>
-      </w:r>
-      <w:r>
-        <w:rPr>
-          <w:rFonts w:ascii="Times New Roman" w:hAnsi="Times New Roman"/>
-          <w:sz w:val="26"/>
-        </w:rPr>
-        <w:t xml:space="preserve"> (</w:t>
-      </w:r>
-      <w:r>
-        <w:rPr>
-          <w:rFonts w:ascii="Times New Roman" w:hAnsi="Times New Roman"/>
-          <w:i/>
-          <w:sz w:val="26"/>
-        </w:rPr>
-        <w:t>Bằng chữ: {{dtc}} mét vuông</w:t>
-      </w:r>
-      <w:r>
-        <w:rPr>
-          <w:rFonts w:ascii="Times New Roman" w:hAnsi="Times New Roman"/>
-          <w:sz w:val="26"/>
-        </w:rPr>
-        <w:t>).</w:t>
-      </w:r>
-    </w:p>
-    <w:p>
-      <w:pPr>
-        <w:pStyle w:val="ListParagraph"/>
-        <w:spacing w:before="240"/>
-        <w:rPr>
-          <w:rFonts w:ascii="Times New Roman" w:hAnsi="Times New Roman"/>
-          <w:sz w:val="26"/>
-        </w:rPr>
-      </w:pPr>
-      <w:r>
-        <w:rPr>
-          <w:rFonts w:ascii="Times New Roman" w:hAnsi="Times New Roman"/>
-          <w:sz w:val="26"/>
-        </w:rPr>
-        <w:t>Hình thức sử dụng: {{htsd}}.</w:t>
-      </w:r>
-    </w:p>
-    <w:p>
-      <w:pPr>
-        <w:pStyle w:val="ListParagraph"/>
-        <w:spacing w:before="240"/>
-        <w:rPr>
-          <w:rFonts w:ascii="Times New Roman" w:hAnsi="Times New Roman"/>
-          <w:sz w:val="26"/>
-        </w:rPr>
-      </w:pPr>
-      <w:r>
-        <w:rPr>
-          <w:rFonts w:ascii="Times New Roman" w:hAnsi="Times New Roman"/>
-          <w:sz w:val="26"/>
-        </w:rPr>
-        <w:t>{{mdsd}}.</w:t>
-      </w:r>
-    </w:p>
-    <w:p>
-      <w:pPr>
-        <w:pStyle w:val="ListParagraph"/>
-        <w:spacing w:before="240"/>
-        <w:rPr>
-          <w:rFonts w:ascii="Times New Roman" w:hAnsi="Times New Roman"/>
-          <w:sz w:val="26"/>
-        </w:rPr>
-      </w:pPr>
-      <w:r>
-        <w:rPr>
-          <w:rFonts w:ascii="Times New Roman" w:hAnsi="Times New Roman"/>
-          <w:sz w:val="26"/>
-        </w:rPr>
         <w:t>Thời hạn sử dụng đất: {{thsd}}.</w:t>
       </w:r>
     </w:p>
@@ -900,13 +869,13 @@
         <w:pStyle w:val="ListParagraph"/>
         <w:spacing w:before="240"/>
         <w:rPr>
-          <w:rFonts w:ascii="Times New Roman" w:hAnsi="Times New Roman"/>
-          <w:sz w:val="26"/>
-        </w:rPr>
-      </w:pPr>
-      <w:r>
-        <w:rPr>
-          <w:rFonts w:ascii="Times New Roman" w:hAnsi="Times New Roman"/>
+          <w:rFonts w:ascii="13" w:hAnsi="13"/>
+          <w:sz w:val="26"/>
+        </w:rPr>
+      </w:pPr>
+      <w:r>
+        <w:rPr>
+          <w:rFonts w:ascii="13" w:hAnsi="13"/>
           <w:sz w:val="26"/>
         </w:rPr>
         <w:t>{{ngsd}}</w:t>
@@ -917,13 +886,13 @@
         <w:pStyle w:val="ListParagraph"/>
         <w:spacing w:before="240"/>
         <w:rPr>
-          <w:rFonts w:ascii="Times New Roman" w:hAnsi="Times New Roman"/>
-          <w:sz w:val="26"/>
-        </w:rPr>
-      </w:pPr>
-      <w:r>
-        <w:rPr>
-          <w:rFonts w:ascii="Times New Roman" w:hAnsi="Times New Roman"/>
+          <w:rFonts w:ascii="13" w:hAnsi="13"/>
+          <w:sz w:val="26"/>
+        </w:rPr>
+      </w:pPr>
+      <w:r>
+        <w:rPr>
+          <w:rFonts w:ascii="13" w:hAnsi="13"/>
           <w:sz w:val="26"/>
         </w:rPr>
         <w:t>{{gc}}</w:t>
@@ -934,13 +903,13 @@
         <w:pStyle w:val="ListParagraph"/>
         <w:spacing w:before="240"/>
         <w:rPr>
-          <w:rFonts w:ascii="Times New Roman" w:hAnsi="Times New Roman"/>
-          <w:sz w:val="26"/>
-        </w:rPr>
-      </w:pPr>
-      <w:r>
-        <w:rPr>
-          <w:rFonts w:ascii="Times New Roman" w:hAnsi="Times New Roman"/>
+          <w:rFonts w:ascii="13" w:hAnsi="13"/>
+          <w:sz w:val="26"/>
+        </w:rPr>
+      </w:pPr>
+      <w:r>
+        <w:rPr>
+          <w:rFonts w:ascii="13" w:hAnsi="13"/>
           <w:sz w:val="26"/>
         </w:rPr>
         <w:t>Những hạn chế về quyền sử dụng đất (nếu có): Không</w:t>
@@ -951,13 +920,13 @@
         <w:spacing w:before="240"/>
         <w:ind w:left="720"/>
         <w:rPr>
-          <w:rFonts w:ascii="Times New Roman" w:hAnsi="Times New Roman"/>
-          <w:sz w:val="26"/>
-        </w:rPr>
-      </w:pPr>
-      <w:r>
-        <w:rPr>
-          <w:rFonts w:ascii="Times New Roman" w:hAnsi="Times New Roman"/>
+          <w:rFonts w:ascii="13" w:hAnsi="13"/>
+          <w:sz w:val="26"/>
+        </w:rPr>
+      </w:pPr>
+      <w:r>
+        <w:rPr>
+          <w:rFonts w:ascii="13" w:hAnsi="13"/>
           <w:sz w:val="26"/>
         </w:rPr>
         <w:t>Căn cứ vào Nghị quyết số 55/2019/NQ – HĐND ngày 11/12/2025 của Hội đồng nhân dân thành phố Hải Phòng về việc ban hành Bảng giá đất lần đầu trên địa bàn thành phố Hải Phòng.</w:t>
@@ -968,13 +937,13 @@
         <w:pStyle w:val="ListParagraph"/>
         <w:spacing w:before="240"/>
         <w:rPr>
-          <w:rFonts w:ascii="Times New Roman" w:hAnsi="Times New Roman"/>
-          <w:sz w:val="26"/>
-        </w:rPr>
-      </w:pPr>
-      <w:r>
-        <w:rPr>
-          <w:rFonts w:ascii="Times New Roman" w:hAnsi="Times New Roman"/>
+          <w:rFonts w:ascii="13" w:hAnsi="13"/>
+          <w:sz w:val="26"/>
+        </w:rPr>
+      </w:pPr>
+      <w:r>
+        <w:rPr>
+          <w:rFonts w:ascii="13" w:hAnsi="13"/>
           <w:sz w:val="26"/>
         </w:rPr>
         <w:t>+ Vị trí, địa thế, ranh giới khách và môi trường khu vực: Nhà đất nằm trên trục đường chính liên phường, có vị trí giao thông đi lại thuận lợi.</w:t>
@@ -986,23 +955,37 @@
         <w:spacing w:before="240"/>
         <w:ind w:left="360" w:firstLine="360"/>
         <w:rPr>
-          <w:rFonts w:ascii="Times New Roman" w:hAnsi="Times New Roman"/>
-          <w:sz w:val="26"/>
-        </w:rPr>
-      </w:pPr>
-      <w:r>
-        <w:rPr>
-          <w:rFonts w:ascii="Times New Roman" w:hAnsi="Times New Roman"/>
+          <w:rFonts w:ascii="13" w:hAnsi="13"/>
+          <w:sz w:val="26"/>
+        </w:rPr>
+      </w:pPr>
+      <w:r>
+        <w:rPr>
+          <w:rFonts w:ascii="13" w:hAnsi="13"/>
           <w:sz w:val="26"/>
         </w:rPr>
         <w:t>+ Giá đất</w:t>
       </w:r>
       <w:r>
         <w:rPr>
-          <w:rFonts w:ascii="Times New Roman" w:hAnsi="Times New Roman"/>
-          <w:sz w:val="26"/>
-        </w:rPr>
-        <w:t xml:space="preserve"> theo giá UBND tỉnh quy định:</w:t>
+          <w:rFonts w:ascii="13" w:hAnsi="13"/>
+          <w:sz w:val="26"/>
+        </w:rPr>
+        <w:t xml:space="preserve"> theo giá UBND t</w:t>
+      </w:r>
+      <w:r>
+        <w:rPr>
+          <w:rFonts w:ascii="13" w:hAnsi="13"/>
+          <w:sz w:val="26"/>
+        </w:rPr>
+        <w:t>hành phố</w:t>
+      </w:r>
+      <w:r>
+        <w:rPr>
+          <w:rFonts w:ascii="13" w:hAnsi="13"/>
+          <w:sz w:val="26"/>
+        </w:rPr>
+        <w:t xml:space="preserve"> quy định:</w:t>
       </w:r>
     </w:p>
     <w:p>
@@ -1010,13 +993,13 @@
         <w:spacing w:before="240"/>
         <w:jc w:val="center"/>
         <w:rPr>
-          <w:rFonts w:ascii="Times New Roman" w:hAnsi="Times New Roman"/>
-          <w:sz w:val="26"/>
-        </w:rPr>
-      </w:pPr>
-      <w:r>
-        <w:rPr>
-          <w:rFonts w:ascii="Times New Roman" w:hAnsi="Times New Roman"/>
+          <w:rFonts w:ascii="13" w:hAnsi="13"/>
+          <w:sz w:val="26"/>
+        </w:rPr>
+      </w:pPr>
+      <w:r>
+        <w:rPr>
+          <w:rFonts w:ascii="13" w:hAnsi="13"/>
           <w:sz w:val="26"/>
         </w:rPr>
         <w:t>{{TABLE1_PLACEHOLDER}}</w:t>
@@ -1025,71 +1008,73 @@
     <w:p>
       <w:pPr>
         <w:spacing w:before="240"/>
-        <w:rPr>
-          <w:rFonts w:ascii="Times New Roman" w:hAnsi="Times New Roman"/>
-          <w:sz w:val="26"/>
-        </w:rPr>
-      </w:pPr>
-      <w:r>
-        <w:rPr>
-          <w:rFonts w:ascii="Times New Roman" w:hAnsi="Times New Roman"/>
-          <w:sz w:val="26"/>
-        </w:rPr>
-        <w:t xml:space="preserve">        </w:t>
-      </w:r>
-      <w:r>
-        <w:rPr>
-          <w:rFonts w:ascii="Times New Roman" w:hAnsi="Times New Roman"/>
-          <w:sz w:val="26"/>
-        </w:rPr>
-        <w:t>Căn cứ giá đất trên thị trường phường Thái Học tại thời điểm xác định giá trị tài sản</w:t>
-      </w:r>
-      <w:r>
-        <w:rPr>
-          <w:rFonts w:ascii="Times New Roman" w:hAnsi="Times New Roman"/>
-          <w:sz w:val="26"/>
-        </w:rPr>
-        <w:t>.</w:t>
-      </w:r>
-    </w:p>
-    <w:p>
-      <w:pPr>
-        <w:spacing w:before="240"/>
         <w:jc w:val="center"/>
         <w:rPr>
-          <w:rFonts w:ascii="Times New Roman" w:hAnsi="Times New Roman"/>
-          <w:sz w:val="26"/>
-        </w:rPr>
-      </w:pPr>
-      <w:r>
-        <w:rPr>
-          <w:rFonts w:ascii="Times New Roman" w:hAnsi="Times New Roman"/>
-          <w:sz w:val="26"/>
-        </w:rPr>
-        <w:t>{{TABLE2</w:t>
-      </w:r>
-      <w:r>
-        <w:rPr>
-          <w:rFonts w:ascii="Times New Roman" w:hAnsi="Times New Roman"/>
-          <w:sz w:val="26"/>
-        </w:rPr>
-        <w:t>_PLACEHOLDER}}</w:t>
-      </w:r>
-    </w:p>
-    <w:p>
-      <w:pPr>
-        <w:spacing w:before="240"/>
-        <w:rPr>
-          <w:rFonts w:ascii="Times New Roman" w:hAnsi="Times New Roman"/>
-          <w:sz w:val="26"/>
-        </w:rPr>
-      </w:pPr>
-      <w:r>
-        <w:rPr>
-          <w:rFonts w:ascii="Times New Roman" w:hAnsi="Times New Roman"/>
-          <w:sz w:val="26"/>
-        </w:rPr>
-        <w:t xml:space="preserve">        *) Giá do hai bên cùng thỏa thuận thống nhất xác định:</w:t>
+          <w:rFonts w:ascii="13" w:hAnsi="13"/>
+          <w:sz w:val="26"/>
+        </w:rPr>
+      </w:pPr>
+      <w:r>
+        <w:rPr>
+          <w:rFonts w:ascii="13" w:hAnsi="13"/>
+          <w:sz w:val="26"/>
+        </w:rPr>
+        <w:t xml:space="preserve"> </w:t>
+      </w:r>
+      <w:r>
+        <w:rPr>
+          <w:rFonts w:ascii="13" w:hAnsi="13"/>
+          <w:sz w:val="26"/>
+        </w:rPr>
+        <w:t>Căn cứ giá đất trên thị trường phườ</w:t>
+      </w:r>
+      <w:r>
+        <w:rPr>
+          <w:rFonts w:ascii="13" w:hAnsi="13"/>
+          <w:sz w:val="26"/>
+        </w:rPr>
+        <w:t>ng {{phuong}}</w:t>
+      </w:r>
+      <w:r>
+        <w:rPr>
+          <w:rFonts w:ascii="13" w:hAnsi="13"/>
+          <w:sz w:val="26"/>
+        </w:rPr>
+        <w:t xml:space="preserve"> tại thời điểm xác định giá trị tài sản.</w:t>
+      </w:r>
+    </w:p>
+    <w:p>
+      <w:pPr>
+        <w:spacing w:before="240"/>
+        <w:jc w:val="center"/>
+        <w:rPr>
+          <w:rFonts w:ascii="13" w:hAnsi="13"/>
+          <w:sz w:val="26"/>
+        </w:rPr>
+      </w:pPr>
+      <w:r>
+        <w:rPr>
+          <w:rFonts w:ascii="13" w:hAnsi="13"/>
+          <w:sz w:val="26"/>
+        </w:rPr>
+        <w:t>{{TABLE2_PLACEHOLDER}}</w:t>
+      </w:r>
+    </w:p>
+    <w:p>
+      <w:pPr>
+        <w:spacing w:before="240"/>
+        <w:jc w:val="center"/>
+        <w:rPr>
+          <w:rFonts w:ascii="13" w:hAnsi="13"/>
+          <w:sz w:val="26"/>
+        </w:rPr>
+      </w:pPr>
+      <w:r>
+        <w:rPr>
+          <w:rFonts w:ascii="13" w:hAnsi="13"/>
+          <w:sz w:val="26"/>
+        </w:rPr>
+        <w:t xml:space="preserve"> *) Giá do hai bên cùng thỏa thuận thống nhất xác định:</w:t>
       </w:r>
     </w:p>
     <w:p>
@@ -1098,20 +1083,20 @@
         <w:ind w:left="720" w:firstLine="720"/>
         <w:jc w:val="center"/>
         <w:rPr>
-          <w:rFonts w:ascii="Times New Roman" w:hAnsi="Times New Roman"/>
-          <w:sz w:val="26"/>
-        </w:rPr>
-      </w:pPr>
-      <w:r>
-        <w:rPr>
-          <w:rFonts w:ascii="Times New Roman" w:hAnsi="Times New Roman"/>
+          <w:rFonts w:ascii="13" w:hAnsi="13"/>
+          <w:sz w:val="26"/>
+        </w:rPr>
+      </w:pPr>
+      <w:r>
+        <w:rPr>
+          <w:rFonts w:ascii="13" w:hAnsi="13"/>
           <w:sz w:val="26"/>
         </w:rPr>
         <w:t>{{TABLE3</w:t>
       </w:r>
       <w:r>
         <w:rPr>
-          <w:rFonts w:ascii="Times New Roman" w:hAnsi="Times New Roman"/>
+          <w:rFonts w:ascii="13" w:hAnsi="13"/>
           <w:sz w:val="26"/>
         </w:rPr>
         <w:t>_PLACEHOLDER}}</w:t>
@@ -1121,13 +1106,13 @@
       <w:pPr>
         <w:spacing w:before="240"/>
         <w:rPr>
-          <w:rFonts w:ascii="Times New Roman" w:hAnsi="Times New Roman"/>
-          <w:sz w:val="26"/>
-        </w:rPr>
-      </w:pPr>
-      <w:r>
-        <w:rPr>
-          <w:rFonts w:ascii="Times New Roman" w:hAnsi="Times New Roman"/>
+          <w:rFonts w:ascii="13" w:hAnsi="13"/>
+          <w:sz w:val="26"/>
+        </w:rPr>
+      </w:pPr>
+      <w:r>
+        <w:rPr>
+          <w:rFonts w:ascii="13" w:hAnsi="13"/>
           <w:sz w:val="26"/>
         </w:rPr>
         <w:t xml:space="preserve">        Giá trị quyền sử dụng đất: {{gtqsdd}} đồng.</w:t>
@@ -1137,39 +1122,31 @@
       <w:pPr>
         <w:spacing w:before="240"/>
         <w:rPr>
-          <w:rFonts w:ascii="Times New Roman" w:hAnsi="Times New Roman"/>
-          <w:b/>
-          <w:sz w:val="26"/>
-        </w:rPr>
-      </w:pPr>
-      <w:r>
-        <w:rPr>
-          <w:rFonts w:ascii="Times New Roman" w:hAnsi="Times New Roman"/>
-          <w:b/>
-          <w:sz w:val="26"/>
-        </w:rPr>
-        <w:t xml:space="preserve">     </w:t>
-      </w:r>
-      <w:r>
-        <w:rPr>
-          <w:rFonts w:ascii="Times New Roman" w:hAnsi="Times New Roman"/>
-          <w:b/>
-          <w:sz w:val="26"/>
-        </w:rPr>
-        <w:t>3.2 Tài sản gắn liền với đất gồm Nhà ở:</w:t>
-      </w:r>
-    </w:p>
-    <w:p>
-      <w:pPr>
-        <w:spacing w:before="240"/>
-        <w:rPr>
-          <w:rFonts w:ascii="Times New Roman" w:hAnsi="Times New Roman"/>
-          <w:sz w:val="26"/>
-        </w:rPr>
-      </w:pPr>
-      <w:r>
-        <w:rPr>
-          <w:rFonts w:ascii="Times New Roman" w:hAnsi="Times New Roman"/>
+          <w:rFonts w:ascii="13" w:hAnsi="13"/>
+          <w:b/>
+          <w:sz w:val="26"/>
+        </w:rPr>
+      </w:pPr>
+      <w:r>
+        <w:rPr>
+          <w:rFonts w:ascii="13" w:hAnsi="13"/>
+          <w:b/>
+          <w:sz w:val="26"/>
+        </w:rPr>
+        <w:t xml:space="preserve">     3.2 Tài sản gắn liền với đất gồm Nhà ở:</w:t>
+      </w:r>
+    </w:p>
+    <w:p>
+      <w:pPr>
+        <w:spacing w:before="240"/>
+        <w:rPr>
+          <w:rFonts w:ascii="13" w:hAnsi="13"/>
+          <w:sz w:val="26"/>
+        </w:rPr>
+      </w:pPr>
+      <w:r>
+        <w:rPr>
+          <w:rFonts w:ascii="13" w:hAnsi="13"/>
           <w:sz w:val="26"/>
         </w:rPr>
         <w:tab/>
@@ -1177,21 +1154,21 @@
       </w:r>
       <w:r>
         <w:rPr>
-          <w:rFonts w:ascii="Times New Roman" w:hAnsi="Times New Roman"/>
+          <w:rFonts w:ascii="13" w:hAnsi="13"/>
           <w:sz w:val="26"/>
         </w:rPr>
         <w:t xml:space="preserve">{{dienTichTS}} </w:t>
       </w:r>
       <w:r>
         <w:rPr>
-          <w:rFonts w:ascii="Times New Roman" w:hAnsi="Times New Roman"/>
+          <w:rFonts w:ascii="13" w:hAnsi="13"/>
           <w:sz w:val="26"/>
         </w:rPr>
         <w:t>m</w:t>
       </w:r>
       <w:r>
         <w:rPr>
-          <w:rFonts w:ascii="Times New Roman" w:hAnsi="Times New Roman"/>
+          <w:rFonts w:ascii="13" w:hAnsi="13"/>
           <w:sz w:val="26"/>
           <w:vertAlign w:val="superscript"/>
         </w:rPr>
@@ -1199,7 +1176,7 @@
       </w:r>
       <w:r>
         <w:rPr>
-          <w:rFonts w:ascii="Times New Roman" w:hAnsi="Times New Roman"/>
+          <w:rFonts w:ascii="13" w:hAnsi="13"/>
           <w:sz w:val="26"/>
         </w:rPr>
         <w:t>.</w:t>
@@ -1209,13 +1186,13 @@
       <w:pPr>
         <w:spacing w:before="240"/>
         <w:rPr>
-          <w:rFonts w:ascii="Times New Roman" w:hAnsi="Times New Roman"/>
-          <w:sz w:val="26"/>
-        </w:rPr>
-      </w:pPr>
-      <w:r>
-        <w:rPr>
-          <w:rFonts w:ascii="Times New Roman" w:hAnsi="Times New Roman"/>
+          <w:rFonts w:ascii="13" w:hAnsi="13"/>
+          <w:sz w:val="26"/>
+        </w:rPr>
+      </w:pPr>
+      <w:r>
+        <w:rPr>
+          <w:rFonts w:ascii="13" w:hAnsi="13"/>
           <w:sz w:val="26"/>
         </w:rPr>
         <w:tab/>
@@ -1223,7 +1200,7 @@
       </w:r>
       <w:r>
         <w:rPr>
-          <w:rFonts w:ascii="Times New Roman" w:hAnsi="Times New Roman"/>
+          <w:rFonts w:ascii="13" w:hAnsi="13"/>
           <w:sz w:val="26"/>
         </w:rPr>
         <w:t xml:space="preserve"> {{ketCauXayDung}}.</w:t>
@@ -1233,297 +1210,303 @@
       <w:pPr>
         <w:spacing w:before="240"/>
         <w:rPr>
-          <w:rFonts w:ascii="Times New Roman" w:hAnsi="Times New Roman"/>
-          <w:sz w:val="26"/>
-        </w:rPr>
-      </w:pPr>
-      <w:r>
-        <w:rPr>
-          <w:rFonts w:ascii="Times New Roman" w:hAnsi="Times New Roman"/>
+          <w:rFonts w:ascii="13" w:hAnsi="13"/>
+          <w:sz w:val="26"/>
+        </w:rPr>
+      </w:pPr>
+      <w:r>
+        <w:rPr>
+          <w:rFonts w:ascii="13" w:hAnsi="13"/>
+          <w:sz w:val="26"/>
+        </w:rPr>
+        <w:t>Nhà ở gắn liền với đất là tài sản cùng với tài sản thế chấp, được định giá là: Không được định giá.</w:t>
+      </w:r>
+    </w:p>
+    <w:p>
+      <w:pPr>
+        <w:spacing w:before="240"/>
+        <w:rPr>
+          <w:rFonts w:ascii="13" w:hAnsi="13"/>
+          <w:b/>
+          <w:sz w:val="26"/>
+        </w:rPr>
+      </w:pPr>
+      <w:r>
+        <w:rPr>
+          <w:rFonts w:ascii="13" w:hAnsi="13"/>
+          <w:b/>
+          <w:sz w:val="26"/>
+        </w:rPr>
+        <w:t xml:space="preserve">       3.3 Tổng giá trị tài sản bảo đảm được định giá lại là: </w:t>
+      </w:r>
+    </w:p>
+    <w:p>
+      <w:pPr>
+        <w:spacing w:before="240"/>
+        <w:rPr>
+          <w:rFonts w:ascii="13" w:hAnsi="13"/>
+          <w:sz w:val="26"/>
+        </w:rPr>
+      </w:pPr>
+      <w:r>
+        <w:rPr>
+          <w:rFonts w:ascii="13" w:hAnsi="13"/>
+          <w:sz w:val="26"/>
+        </w:rPr>
+        <w:t xml:space="preserve">       a) Hai bên đã thống nhất xác định Tổng giá trị tài sản mà bên bảo đảm dùng để bảo đảm vay vốn tại Quỹ tín dụng nhân dân Thái Học là: {{gtqsdd}} đồng.</w:t>
+      </w:r>
+    </w:p>
+    <w:p>
+      <w:pPr>
+        <w:spacing w:before="240"/>
+        <w:rPr>
+          <w:rFonts w:ascii="13" w:hAnsi="13"/>
+          <w:sz w:val="26"/>
+        </w:rPr>
+      </w:pPr>
+      <w:r>
+        <w:rPr>
+          <w:rFonts w:ascii="13" w:hAnsi="13"/>
+          <w:sz w:val="26"/>
+        </w:rPr>
+        <w:t xml:space="preserve">       b) Giá trị tài sản được xác định tại thời điểm hiện tại, tuy nhiên giá trị tài sản có thể xác định </w:t>
+      </w:r>
+      <w:r>
+        <w:rPr>
+          <w:rFonts w:ascii="13" w:hAnsi="13"/>
+          <w:sz w:val="26"/>
+        </w:rPr>
+        <w:t>lại trong các biên bản định giá lại tài sản khác (nếu có).</w:t>
+      </w:r>
+    </w:p>
+    <w:p>
+      <w:pPr>
+        <w:spacing w:before="240"/>
+        <w:rPr>
+          <w:rFonts w:ascii="13" w:hAnsi="13"/>
+          <w:sz w:val="26"/>
+        </w:rPr>
+      </w:pPr>
+      <w:r>
+        <w:rPr>
+          <w:rFonts w:ascii="13" w:hAnsi="13"/>
+          <w:sz w:val="26"/>
+        </w:rPr>
+        <w:t xml:space="preserve">       - Giá trị nghĩa vụ được xác định giá trị tài sản bảo đảm nói trên là {{gtqsdd}} đồng.</w:t>
+      </w:r>
+    </w:p>
+    <w:p>
+      <w:pPr>
+        <w:spacing w:before="240"/>
+        <w:rPr>
+          <w:rFonts w:ascii="13" w:hAnsi="13"/>
+          <w:b/>
+          <w:sz w:val="26"/>
+        </w:rPr>
+      </w:pPr>
+      <w:r>
+        <w:rPr>
+          <w:rFonts w:ascii="13" w:hAnsi="13"/>
+          <w:b/>
+          <w:sz w:val="26"/>
+        </w:rPr>
+        <w:t>4. LỜI CAM ĐOAN:</w:t>
+      </w:r>
+    </w:p>
+    <w:p>
+      <w:pPr>
+        <w:spacing w:before="240"/>
+        <w:rPr>
+          <w:rFonts w:ascii="13" w:hAnsi="13"/>
+          <w:sz w:val="26"/>
+        </w:rPr>
+      </w:pPr>
+      <w:r>
+        <w:rPr>
+          <w:rFonts w:ascii="13" w:hAnsi="13"/>
           <w:sz w:val="26"/>
         </w:rPr>
         <w:lastRenderedPageBreak/>
+        <w:t xml:space="preserve">      1) Quyền sử đấ</w:t>
+      </w:r>
+      <w:r>
+        <w:rPr>
+          <w:rFonts w:ascii="13" w:hAnsi="13"/>
+          <w:sz w:val="26"/>
+        </w:rPr>
+        <w:t xml:space="preserve">t, tài sản gắn liền với đất kê khai tại mục 3 trên đây, dùng để đảm bảo thực hiện nghĩa vụ của bên bảo đảm tại hợp đồng bảo đảm số </w:t>
+      </w:r>
+      <w:r>
+        <w:rPr>
+          <w:rFonts w:ascii="13" w:hAnsi="13"/>
+          <w:sz w:val="26"/>
+        </w:rPr>
+        <w:t xml:space="preserve">{{shdtc}} </w:t>
+      </w:r>
+      <w:r>
+        <w:rPr>
+          <w:rFonts w:ascii="13" w:hAnsi="13"/>
+          <w:sz w:val="26"/>
+        </w:rPr>
+        <w:t xml:space="preserve">ký ngày </w:t>
+      </w:r>
+      <w:r>
+        <w:rPr>
+          <w:rFonts w:ascii="13" w:hAnsi="13"/>
+          <w:sz w:val="26"/>
+        </w:rPr>
+        <w:t>{{dayTC}}/{{monthTC}}</w:t>
+      </w:r>
+      <w:r>
+        <w:rPr>
+          <w:rFonts w:ascii="13" w:hAnsi="13"/>
+          <w:sz w:val="26"/>
+        </w:rPr>
+        <w:t>/{{yearTC}} giữa bên bảo đảm là</w:t>
+      </w:r>
+      <w:r>
+        <w:rPr>
+          <w:rFonts w:ascii="13" w:hAnsi="13"/>
+          <w:sz w:val="26"/>
+        </w:rPr>
+        <w:t>: {{gtkht}}</w:t>
+      </w:r>
+      <w:r>
+        <w:rPr>
+          <w:rFonts w:ascii="13" w:hAnsi="13"/>
+          <w:sz w:val="26"/>
+        </w:rPr>
+        <w:t xml:space="preserve"> {{kh}} </w:t>
+      </w:r>
+      <w:r>
+        <w:rPr>
+          <w:rFonts w:ascii="13" w:hAnsi="13"/>
+          <w:sz w:val="26"/>
+        </w:rPr>
+        <w:t xml:space="preserve">{{gtntt}} </w:t>
+      </w:r>
+      <w:r>
+        <w:rPr>
+          <w:rFonts w:ascii="13" w:hAnsi="13"/>
+          <w:sz w:val="26"/>
+        </w:rPr>
+        <w:t>{{ntkh}} và bên nhận bảo đảm là Quỹ tín dụng nhân dân Thái Học.</w:t>
+      </w:r>
+    </w:p>
+    <w:p>
+      <w:pPr>
+        <w:spacing w:before="240"/>
+        <w:rPr>
+          <w:rFonts w:ascii="13" w:hAnsi="13"/>
+          <w:sz w:val="26"/>
+        </w:rPr>
+      </w:pPr>
+      <w:r>
+        <w:rPr>
+          <w:rFonts w:ascii="13" w:hAnsi="13"/>
+          <w:sz w:val="26"/>
+        </w:rPr>
+        <w:t xml:space="preserve">      2) Hai bên cam đoan những thông tin được kê khai trên biên bản xác định lại giá trị tài sản bảo đảm này là trung thực, đầy đủ và phù hợp với thỏa thuận giữa hai bên, đồng thời hai bên hoàn toàn chịu trách nhiệm trước pháp luật về các thông tin được ghi trong biên bản này. “Nếu một bên vi phạm hợp đồng bên tuân thủ hợp đồng có quyền đòi bên vi phạm hợp đồng bồi thường tất cả mọi tổn thất bao gồm các chi phí như: chi phí kiện</w:t>
+      </w:r>
+      <w:r>
+        <w:rPr>
+          <w:rFonts w:ascii="13" w:hAnsi="13"/>
+          <w:sz w:val="26"/>
+        </w:rPr>
+        <w:t xml:space="preserve"> tụng, chi phí đi lại, chi phí luật sư, chi phí giám định và những chi phí khác nếu có”.</w:t>
+      </w:r>
+    </w:p>
+    <w:p>
+      <w:pPr>
+        <w:spacing w:before="240"/>
+        <w:rPr>
+          <w:rFonts w:ascii="13" w:hAnsi="13"/>
+          <w:sz w:val="26"/>
+        </w:rPr>
+      </w:pPr>
+      <w:r>
+        <w:rPr>
+          <w:rFonts w:ascii="13" w:hAnsi="13"/>
+          <w:sz w:val="26"/>
+        </w:rPr>
+        <w:t xml:space="preserve">       3) Giá trị tài sản được xác định giá trong biên bản này chỉ có giá trị bảo đảm.</w:t>
+      </w:r>
+    </w:p>
+    <w:p>
+      <w:pPr>
+        <w:spacing w:before="240"/>
+        <w:rPr>
+          <w:rFonts w:ascii="13" w:hAnsi="13"/>
+          <w:sz w:val="26"/>
+        </w:rPr>
+      </w:pPr>
+      <w:r>
+        <w:rPr>
+          <w:rFonts w:ascii="13" w:hAnsi="13"/>
+          <w:sz w:val="26"/>
+        </w:rPr>
+        <w:t xml:space="preserve">       4) Giá phát mại, đấu giá tài sản bảo đảm được tính theo quy định của pháp luật.</w:t>
+      </w:r>
+    </w:p>
+    <w:p>
+      <w:pPr>
+        <w:spacing w:before="240"/>
+        <w:rPr>
+          <w:rFonts w:ascii="13" w:hAnsi="13"/>
+          <w:sz w:val="26"/>
+        </w:rPr>
+      </w:pPr>
+      <w:r>
+        <w:rPr>
+          <w:rFonts w:ascii="13" w:hAnsi="13"/>
+          <w:sz w:val="26"/>
+        </w:rPr>
+        <w:t>Biên bản này các bên đã thông qua và được lập thành 2 bản có giá trị pháp lý như nhau, mỗi bên giữ  1 bản.</w:t>
+      </w:r>
+    </w:p>
+    <w:p>
+      <w:pPr>
+        <w:spacing w:before="240"/>
+        <w:rPr>
+          <w:rFonts w:ascii="13" w:hAnsi="13"/>
+          <w:b/>
+          <w:sz w:val="26"/>
+        </w:rPr>
+      </w:pPr>
+      <w:r>
+        <w:rPr>
+          <w:rFonts w:ascii="13" w:hAnsi="13"/>
+          <w:sz w:val="26"/>
+        </w:rPr>
         <w:tab/>
-        <w:t>- Thời gian xây dựng từ n</w:t>
-      </w:r>
-      <w:r>
-        <w:rPr>
-          <w:rFonts w:ascii="Times New Roman" w:hAnsi="Times New Roman"/>
-          <w:sz w:val="26"/>
-        </w:rPr>
-        <w:t>ăm …{{fromTime}}...</w:t>
-      </w:r>
-      <w:r>
-        <w:rPr>
-          <w:rFonts w:ascii="Times New Roman" w:hAnsi="Times New Roman"/>
-          <w:sz w:val="26"/>
-        </w:rPr>
-        <w:t xml:space="preserve"> thời hạn dự kiến 30 năm.</w:t>
-      </w:r>
-    </w:p>
-    <w:p>
-      <w:pPr>
-        <w:spacing w:before="240"/>
-        <w:rPr>
-          <w:rFonts w:ascii="Times New Roman" w:hAnsi="Times New Roman"/>
-          <w:sz w:val="26"/>
-        </w:rPr>
-      </w:pPr>
-      <w:r>
-        <w:rPr>
-          <w:rFonts w:ascii="Times New Roman" w:hAnsi="Times New Roman"/>
-          <w:sz w:val="26"/>
-        </w:rPr>
-        <w:t>Nhà ở gắn liền với đất là tài sản cùng với tài sản thế chấp, được định giá là: Không được định giá.</w:t>
-      </w:r>
-    </w:p>
-    <w:p>
-      <w:pPr>
-        <w:spacing w:before="240"/>
-        <w:rPr>
-          <w:rFonts w:ascii="Times New Roman" w:hAnsi="Times New Roman"/>
-          <w:b/>
-          <w:sz w:val="26"/>
-        </w:rPr>
-      </w:pPr>
-      <w:r>
-        <w:rPr>
-          <w:rFonts w:ascii="Times New Roman" w:hAnsi="Times New Roman"/>
-          <w:b/>
-          <w:sz w:val="26"/>
-        </w:rPr>
-        <w:t xml:space="preserve">       3.3 Tổng giá trị tài sản bảo đảm được định giá lại là: </w:t>
-      </w:r>
-    </w:p>
-    <w:p>
-      <w:pPr>
-        <w:spacing w:before="240"/>
-        <w:rPr>
-          <w:rFonts w:ascii="Times New Roman" w:hAnsi="Times New Roman"/>
-          <w:sz w:val="26"/>
-        </w:rPr>
-      </w:pPr>
-      <w:r>
-        <w:rPr>
-          <w:rFonts w:ascii="Times New Roman" w:hAnsi="Times New Roman"/>
-          <w:sz w:val="26"/>
-        </w:rPr>
-        <w:t xml:space="preserve">       a) Hai bên đã thống nhất xác định Tổng giá trị tài sản mà bên bảo đảm dùng để bảo đảm vay vốn tại Quỹ tín dụng nhân dân Thái Học là: {{gtqsdd}} đồng.</w:t>
-      </w:r>
-    </w:p>
-    <w:p>
-      <w:pPr>
-        <w:spacing w:before="240"/>
-        <w:rPr>
-          <w:rFonts w:ascii="Times New Roman" w:hAnsi="Times New Roman"/>
-          <w:sz w:val="26"/>
-        </w:rPr>
-      </w:pPr>
-      <w:r>
-        <w:rPr>
-          <w:rFonts w:ascii="Times New Roman" w:hAnsi="Times New Roman"/>
-          <w:sz w:val="26"/>
-        </w:rPr>
-        <w:t xml:space="preserve">       b) Giá trị tài sản được xác định tại thời điểm hiện tại, tuy nhiên giá trị tài sản có thể xác định </w:t>
-      </w:r>
-      <w:r>
-        <w:rPr>
-          <w:rFonts w:ascii="Times New Roman" w:hAnsi="Times New Roman"/>
-          <w:sz w:val="26"/>
-        </w:rPr>
-        <w:t>lại trong các biên bản định giá lại tài sản khác (nếu có).</w:t>
-      </w:r>
-    </w:p>
-    <w:p>
-      <w:pPr>
-        <w:spacing w:before="240"/>
-        <w:rPr>
-          <w:rFonts w:ascii="Times New Roman" w:hAnsi="Times New Roman"/>
-          <w:sz w:val="26"/>
-        </w:rPr>
-      </w:pPr>
-      <w:r>
-        <w:rPr>
-          <w:rFonts w:ascii="Times New Roman" w:hAnsi="Times New Roman"/>
-          <w:sz w:val="26"/>
-        </w:rPr>
-        <w:t xml:space="preserve">       - Giá trị nghĩa vụ được xác định giá trị tài sản bảo đảm nói trên là {{gtqsdd}} đồng.</w:t>
-      </w:r>
-    </w:p>
-    <w:p>
-      <w:pPr>
-        <w:spacing w:before="240"/>
-        <w:rPr>
-          <w:rFonts w:ascii="Times New Roman" w:hAnsi="Times New Roman"/>
-          <w:b/>
-          <w:sz w:val="26"/>
-        </w:rPr>
-      </w:pPr>
-      <w:r>
-        <w:rPr>
-          <w:rFonts w:ascii="Times New Roman" w:hAnsi="Times New Roman"/>
-          <w:b/>
-          <w:sz w:val="26"/>
-        </w:rPr>
-        <w:t>4. LỜI CAM ĐOAN:</w:t>
-      </w:r>
-    </w:p>
-    <w:p>
-      <w:pPr>
-        <w:spacing w:before="240"/>
-        <w:rPr>
-          <w:rFonts w:ascii="Times New Roman" w:hAnsi="Times New Roman"/>
-          <w:sz w:val="26"/>
-        </w:rPr>
-      </w:pPr>
-      <w:r>
-        <w:rPr>
-          <w:rFonts w:ascii="Times New Roman" w:hAnsi="Times New Roman"/>
-          <w:sz w:val="26"/>
-        </w:rPr>
-        <w:t xml:space="preserve">      1) Quyền sử đấ</w:t>
-      </w:r>
-      <w:r>
-        <w:rPr>
-          <w:rFonts w:ascii="Times New Roman" w:hAnsi="Times New Roman"/>
-          <w:sz w:val="26"/>
-        </w:rPr>
-        <w:t xml:space="preserve">t, tài sản gắn liền với đất kê khai tại mục 3 trên đây, dùng để đảm bảo thực hiện nghĩa vụ của bên bảo đảm tại hợp đồng bảo đảm số </w:t>
-      </w:r>
-      <w:r>
-        <w:rPr>
-          <w:rFonts w:ascii="Times New Roman" w:hAnsi="Times New Roman"/>
-          <w:sz w:val="26"/>
-        </w:rPr>
-        <w:t xml:space="preserve">{{shdtc}} </w:t>
-      </w:r>
-      <w:r>
-        <w:rPr>
-          <w:rFonts w:ascii="Times New Roman" w:hAnsi="Times New Roman"/>
-          <w:sz w:val="26"/>
-        </w:rPr>
-        <w:t xml:space="preserve">ký ngày </w:t>
-      </w:r>
-      <w:r>
-        <w:rPr>
-          <w:rFonts w:ascii="Times New Roman" w:hAnsi="Times New Roman"/>
-          <w:sz w:val="26"/>
-        </w:rPr>
-        <w:t>{{dayTC}}/{{mont</w:t>
-      </w:r>
-      <w:r>
-        <w:rPr>
-          <w:rFonts w:ascii="Times New Roman" w:hAnsi="Times New Roman"/>
-          <w:sz w:val="26"/>
-        </w:rPr>
-        <w:t>h</w:t>
-      </w:r>
-      <w:r>
-        <w:rPr>
-          <w:rFonts w:ascii="Times New Roman" w:hAnsi="Times New Roman"/>
-          <w:sz w:val="26"/>
-        </w:rPr>
-        <w:t>TC}}/{{yearTC}} giữa bên bảo đảm là ông/bà {{kh}} và {{ntkh}} và bên nhận bảo đảm là Quỹ tín dụng nhân dân Thái Học.</w:t>
-      </w:r>
-    </w:p>
-    <w:p>
-      <w:pPr>
-        <w:spacing w:before="240"/>
-        <w:rPr>
-          <w:rFonts w:ascii="Times New Roman" w:hAnsi="Times New Roman"/>
-          <w:sz w:val="26"/>
-        </w:rPr>
-      </w:pPr>
-      <w:r>
-        <w:rPr>
-          <w:rFonts w:ascii="Times New Roman" w:hAnsi="Times New Roman"/>
-          <w:sz w:val="26"/>
-        </w:rPr>
-        <w:t xml:space="preserve">      2) Hai bên cam đoan những thông tin được kê khai trên biên bản xác định lại giá trị tài sản bảo đảm này là trung thực, đầy đủ và phù hợp với thỏa thuận giữa hai bên, đồng thời hai bên hoàn toàn chịu trách nhiệm trước pháp luật về các thông tin được ghi trong biên bản này. “Nếu một bên vi phạm hợp đồng bên tuân thủ hợp đồng có quyền đòi bên vi phạm hợp đồng bồi thường tất cả mọi tổn thất bao gồm các chi phí như: chi phí kiện</w:t>
-      </w:r>
-      <w:r>
-        <w:rPr>
-          <w:rFonts w:ascii="Times New Roman" w:hAnsi="Times New Roman"/>
-          <w:sz w:val="26"/>
-        </w:rPr>
-        <w:t xml:space="preserve"> tụng, chi phí đi lại, chi phí luật sư, chi phí giám định và những chi phí khác nếu có”.</w:t>
-      </w:r>
-    </w:p>
-    <w:p>
-      <w:pPr>
-        <w:spacing w:before="240"/>
-        <w:rPr>
-          <w:rFonts w:ascii="Times New Roman" w:hAnsi="Times New Roman"/>
-          <w:sz w:val="26"/>
-        </w:rPr>
-      </w:pPr>
-      <w:r>
-        <w:rPr>
-          <w:rFonts w:ascii="Times New Roman" w:hAnsi="Times New Roman"/>
-          <w:sz w:val="26"/>
-        </w:rPr>
-        <w:t xml:space="preserve">       3) Giá trị tài sản được xác định giá trong biên bản này chỉ có giá trị bảo đảm.</w:t>
-      </w:r>
-    </w:p>
-    <w:p>
-      <w:pPr>
-        <w:spacing w:before="240"/>
-        <w:rPr>
-          <w:rFonts w:ascii="Times New Roman" w:hAnsi="Times New Roman"/>
-          <w:sz w:val="26"/>
-        </w:rPr>
-      </w:pPr>
-      <w:r>
-        <w:rPr>
-          <w:rFonts w:ascii="Times New Roman" w:hAnsi="Times New Roman"/>
-          <w:sz w:val="26"/>
-        </w:rPr>
-        <w:t xml:space="preserve">       4) Giá phát mại, đấu giá tài sản bảo đảm được tính theo quy định của pháp luật.</w:t>
-      </w:r>
-    </w:p>
-    <w:p>
-      <w:pPr>
-        <w:spacing w:before="240"/>
-        <w:rPr>
-          <w:rFonts w:ascii="Times New Roman" w:hAnsi="Times New Roman"/>
-          <w:sz w:val="26"/>
-        </w:rPr>
-      </w:pPr>
-      <w:r>
-        <w:rPr>
-          <w:rFonts w:ascii="Times New Roman" w:hAnsi="Times New Roman"/>
-          <w:sz w:val="26"/>
-        </w:rPr>
-        <w:t>Biên bản này các bên đã thông qua và được lập thành 2 bản có giá trị pháp lý như nhau, mỗi bên giữ  1 bản.</w:t>
-      </w:r>
-    </w:p>
-    <w:p>
-      <w:pPr>
-        <w:spacing w:before="240"/>
-        <w:rPr>
-          <w:rFonts w:ascii="Times New Roman" w:hAnsi="Times New Roman"/>
-          <w:b/>
-          <w:sz w:val="26"/>
-        </w:rPr>
-      </w:pPr>
-      <w:r>
-        <w:rPr>
-          <w:rFonts w:ascii="Times New Roman" w:hAnsi="Times New Roman"/>
+      </w:r>
+      <w:r>
+        <w:rPr>
+          <w:rFonts w:ascii="13" w:hAnsi="13"/>
+          <w:b/>
+          <w:sz w:val="26"/>
+        </w:rPr>
+        <w:t>Đại diệ</w:t>
+      </w:r>
+      <w:r>
+        <w:rPr>
+          <w:rFonts w:ascii="13" w:hAnsi="13"/>
+          <w:b/>
+          <w:sz w:val="26"/>
+        </w:rPr>
+        <w:t>n bên B</w:t>
+      </w:r>
+      <w:r>
+        <w:rPr>
+          <w:rFonts w:ascii="13" w:hAnsi="13"/>
+          <w:b/>
           <w:sz w:val="26"/>
         </w:rPr>
         <w:tab/>
       </w:r>
       <w:r>
         <w:rPr>
-          <w:rFonts w:ascii="Times New Roman" w:hAnsi="Times New Roman"/>
-          <w:b/>
-          <w:sz w:val="26"/>
-        </w:rPr>
-        <w:t>Đại diện bên B</w:t>
-      </w:r>
-      <w:r>
-        <w:rPr>
-          <w:rFonts w:ascii="Times New Roman" w:hAnsi="Times New Roman"/>
+          <w:rFonts w:ascii="13" w:hAnsi="13"/>
           <w:b/>
           <w:sz w:val="26"/>
         </w:rPr>
@@ -1531,7 +1514,23 @@
       </w:r>
       <w:r>
         <w:rPr>
-          <w:rFonts w:ascii="Times New Roman" w:hAnsi="Times New Roman"/>
+          <w:rFonts w:ascii="13" w:hAnsi="13"/>
+          <w:b/>
+          <w:sz w:val="26"/>
+        </w:rPr>
+        <w:t xml:space="preserve">    </w:t>
+      </w:r>
+      <w:r>
+        <w:rPr>
+          <w:rFonts w:ascii="13" w:hAnsi="13"/>
+          <w:b/>
+          <w:sz w:val="26"/>
+        </w:rPr>
+        <w:t>Cán bộ tín dụng</w:t>
+      </w:r>
+      <w:r>
+        <w:rPr>
+          <w:rFonts w:ascii="13" w:hAnsi="13"/>
           <w:b/>
           <w:sz w:val="26"/>
         </w:rPr>
@@ -1539,16 +1538,41 @@
       </w:r>
       <w:r>
         <w:rPr>
-          <w:rFonts w:ascii="Times New Roman" w:hAnsi="Times New Roman"/>
+          <w:rFonts w:ascii="13" w:hAnsi="13"/>
           <w:b/>
           <w:sz w:val="26"/>
         </w:rPr>
         <w:tab/>
-        <w:t>Cán bộ tín dụng</w:t>
-      </w:r>
-      <w:r>
-        <w:rPr>
-          <w:rFonts w:ascii="Times New Roman" w:hAnsi="Times New Roman"/>
+      </w:r>
+      <w:r>
+        <w:rPr>
+          <w:rFonts w:ascii="13" w:hAnsi="13"/>
+          <w:b/>
+          <w:sz w:val="26"/>
+        </w:rPr>
+        <w:t xml:space="preserve">        </w:t>
+      </w:r>
+      <w:r>
+        <w:rPr>
+          <w:rFonts w:ascii="13" w:hAnsi="13"/>
+          <w:b/>
+          <w:sz w:val="26"/>
+        </w:rPr>
+        <w:t>Đại diện bên A</w:t>
+      </w:r>
+    </w:p>
+    <w:p>
+      <w:pPr>
+        <w:spacing w:before="240"/>
+        <w:rPr>
+          <w:rFonts w:ascii="13" w:hAnsi="13"/>
+          <w:i/>
+          <w:sz w:val="26"/>
+        </w:rPr>
+      </w:pPr>
+      <w:r>
+        <w:rPr>
+          <w:rFonts w:ascii="13" w:hAnsi="13"/>
           <w:b/>
           <w:sz w:val="26"/>
         </w:rPr>
@@ -1556,85 +1580,161 @@
       </w:r>
       <w:r>
         <w:rPr>
-          <w:rFonts w:ascii="Times New Roman" w:hAnsi="Times New Roman"/>
-          <w:b/>
+          <w:rFonts w:ascii="13" w:hAnsi="13"/>
+          <w:i/>
+          <w:sz w:val="26"/>
+        </w:rPr>
+        <w:t>(ký, ghi rõ họ</w:t>
+      </w:r>
+      <w:r>
+        <w:rPr>
+          <w:rFonts w:ascii="13" w:hAnsi="13"/>
+          <w:i/>
+          <w:sz w:val="26"/>
+        </w:rPr>
+        <w:t xml:space="preserve"> tên)</w:t>
+      </w:r>
+      <w:r>
+        <w:rPr>
+          <w:rFonts w:ascii="13" w:hAnsi="13"/>
+          <w:i/>
           <w:sz w:val="26"/>
         </w:rPr>
         <w:tab/>
-        <w:t>Đại diện bên A</w:t>
-      </w:r>
-    </w:p>
-    <w:p>
-      <w:pPr>
-        <w:spacing w:before="240"/>
-        <w:rPr>
-          <w:rFonts w:ascii="Times New Roman" w:hAnsi="Times New Roman"/>
+      </w:r>
+      <w:r>
+        <w:rPr>
+          <w:rFonts w:ascii="13" w:hAnsi="13"/>
           <w:i/>
           <w:sz w:val="26"/>
         </w:rPr>
-      </w:pPr>
-      <w:r>
-        <w:rPr>
-          <w:rFonts w:ascii="Times New Roman" w:hAnsi="Times New Roman"/>
-          <w:b/>
-          <w:sz w:val="26"/>
-        </w:rPr>
         <w:tab/>
       </w:r>
       <w:r>
         <w:rPr>
-          <w:rFonts w:ascii="Times New Roman" w:hAnsi="Times New Roman"/>
+          <w:rFonts w:ascii="13" w:hAnsi="13"/>
           <w:i/>
           <w:sz w:val="26"/>
         </w:rPr>
+        <w:t xml:space="preserve">   </w:t>
+      </w:r>
+      <w:r>
+        <w:rPr>
+          <w:rFonts w:ascii="13" w:hAnsi="13"/>
+          <w:i/>
+          <w:sz w:val="26"/>
+        </w:rPr>
+        <w:t>(ký, ghi rõ họ</w:t>
+      </w:r>
+      <w:r>
+        <w:rPr>
+          <w:rFonts w:ascii="13" w:hAnsi="13"/>
+          <w:i/>
+          <w:sz w:val="26"/>
+        </w:rPr>
+        <w:t xml:space="preserve"> tên)</w:t>
+      </w:r>
+      <w:r>
+        <w:rPr>
+          <w:rFonts w:ascii="13" w:hAnsi="13"/>
+          <w:i/>
+          <w:sz w:val="26"/>
+        </w:rPr>
+        <w:tab/>
+        <w:t xml:space="preserve">         </w:t>
+      </w:r>
+      <w:r>
+        <w:rPr>
+          <w:rFonts w:ascii="13" w:hAnsi="13"/>
+          <w:i/>
+          <w:sz w:val="26"/>
+        </w:rPr>
+        <w:t xml:space="preserve">         </w:t>
+      </w:r>
+      <w:r>
+        <w:rPr>
+          <w:rFonts w:ascii="13" w:hAnsi="13"/>
+          <w:i/>
+          <w:sz w:val="26"/>
+        </w:rPr>
+        <w:t xml:space="preserve"> </w:t>
+      </w:r>
+      <w:r>
+        <w:rPr>
+          <w:rFonts w:ascii="13" w:hAnsi="13"/>
+          <w:i/>
+          <w:sz w:val="26"/>
+        </w:rPr>
         <w:t>(ký, ghi rõ họ tên)</w:t>
       </w:r>
-      <w:r>
-        <w:rPr>
-          <w:rFonts w:ascii="Times New Roman" w:hAnsi="Times New Roman"/>
+    </w:p>
+    <w:p>
+      <w:pPr>
+        <w:spacing w:before="240"/>
+        <w:rPr>
+          <w:rFonts w:ascii="13" w:hAnsi="13"/>
           <w:i/>
           <w:sz w:val="26"/>
         </w:rPr>
-        <w:tab/>
-      </w:r>
-      <w:r>
-        <w:rPr>
-          <w:rFonts w:ascii="Times New Roman" w:hAnsi="Times New Roman"/>
+      </w:pPr>
+    </w:p>
+    <w:p>
+      <w:pPr>
+        <w:spacing w:before="240"/>
+        <w:rPr>
+          <w:rFonts w:ascii="13" w:hAnsi="13"/>
+          <w:b/>
           <w:i/>
           <w:sz w:val="26"/>
         </w:rPr>
-        <w:tab/>
-      </w:r>
-      <w:r>
-        <w:rPr>
-          <w:rFonts w:ascii="Times New Roman" w:hAnsi="Times New Roman"/>
+      </w:pPr>
+      <w:r>
+        <w:rPr>
+          <w:rFonts w:ascii="13" w:hAnsi="13"/>
           <w:i/>
           <w:sz w:val="26"/>
         </w:rPr>
-        <w:tab/>
-        <w:t>(ký, ghi rõ họ tên)</w:t>
-      </w:r>
-      <w:r>
-        <w:rPr>
-          <w:rFonts w:ascii="Times New Roman" w:hAnsi="Times New Roman"/>
+        <w:t xml:space="preserve">                                            </w:t>
+      </w:r>
+      <w:r>
+        <w:rPr>
+          <w:rFonts w:ascii="13" w:hAnsi="13"/>
           <w:i/>
           <w:sz w:val="26"/>
         </w:rPr>
-        <w:tab/>
-      </w:r>
-      <w:r>
-        <w:rPr>
-          <w:rFonts w:ascii="Times New Roman" w:hAnsi="Times New Roman"/>
+        <w:t xml:space="preserve">         </w:t>
+      </w:r>
+      <w:r>
+        <w:rPr>
+          <w:rFonts w:ascii="13" w:hAnsi="13"/>
           <w:i/>
           <w:sz w:val="26"/>
         </w:rPr>
-        <w:tab/>
-        <w:t>(ký, ghi rõ họ tên)</w:t>
+        <w:t xml:space="preserve">   </w:t>
+      </w:r>
+      <w:bookmarkStart w:id="0" w:name="_GoBack"/>
+      <w:bookmarkEnd w:id="0"/>
+      <w:r>
+        <w:rPr>
+          <w:rFonts w:ascii="13" w:hAnsi="13"/>
+          <w:i/>
+          <w:sz w:val="26"/>
+        </w:rPr>
+        <w:t xml:space="preserve"> </w:t>
+      </w:r>
+      <w:r>
+        <w:rPr>
+          <w:rFonts w:ascii="13" w:hAnsi="13"/>
+          <w:b/>
+          <w:i/>
+          <w:sz w:val="26"/>
+        </w:rPr>
+        <w:t>{{canBoTDVT}}</w:t>
       </w:r>
     </w:p>
     <w:sectPr>
-      <w:pgSz w:w="12240" w:h="15840"/>
-      <w:pgMar w:top="1440" w:right="1440" w:bottom="1440" w:left="1440" w:header="720" w:footer="720" w:gutter="0"/>
+      <w:pgSz w:w="11906" w:h="16838" w:code="9"/>
+      <w:pgMar w:top="1134" w:right="851" w:bottom="1134" w:left="1134" w:header="720" w:footer="720" w:gutter="0"/>
       <w:cols w:space="720"/>
       <w:docGrid w:linePitch="360"/>
     </w:sectPr>

--- a/src/main/resources/templates/BienBanXacDinhGiaTriTaiSanBaoDam.docx
+++ b/src/main/resources/templates/BienBanXacDinhGiaTriTaiSanBaoDam.docx
@@ -11,6 +11,8 @@
           <w:sz w:val="26"/>
         </w:rPr>
       </w:pPr>
+      <w:bookmarkStart w:id="0" w:name="_GoBack"/>
+      <w:bookmarkEnd w:id="0"/>
       <w:r>
         <w:rPr>
           <w:rFonts w:ascii="13" w:hAnsi="13"/>
@@ -1712,8 +1714,6 @@
         </w:rPr>
         <w:t xml:space="preserve">   </w:t>
       </w:r>
-      <w:bookmarkStart w:id="0" w:name="_GoBack"/>
-      <w:bookmarkEnd w:id="0"/>
       <w:r>
         <w:rPr>
           <w:rFonts w:ascii="13" w:hAnsi="13"/>
@@ -1734,7 +1734,7 @@
     </w:p>
     <w:sectPr>
       <w:pgSz w:w="11906" w:h="16838" w:code="9"/>
-      <w:pgMar w:top="1134" w:right="851" w:bottom="1134" w:left="1134" w:header="720" w:footer="720" w:gutter="0"/>
+      <w:pgMar w:top="1134" w:right="1134" w:bottom="1134" w:left="1701" w:header="720" w:footer="720" w:gutter="0"/>
       <w:cols w:space="720"/>
       <w:docGrid w:linePitch="360"/>
     </w:sectPr>

--- a/src/main/resources/templates/BienBanXacDinhGiaTriTaiSanBaoDam.docx
+++ b/src/main/resources/templates/BienBanXacDinhGiaTriTaiSanBaoDam.docx
@@ -11,8 +11,6 @@
           <w:sz w:val="26"/>
         </w:rPr>
       </w:pPr>
-      <w:bookmarkStart w:id="0" w:name="_GoBack"/>
-      <w:bookmarkEnd w:id="0"/>
       <w:r>
         <w:rPr>
           <w:rFonts w:ascii="13" w:hAnsi="13"/>
@@ -453,93 +451,43 @@
           <w:sz w:val="26"/>
           <w:szCs w:val="26"/>
         </w:rPr>
-        <w:t>{{gtnt}}: {{ntkh}}; Sinh năm</w:t>
-      </w:r>
-      <w:r>
+        <w:t>{{ntbdd1}}</w:t>
+      </w:r>
+    </w:p>
+    <w:p>
+      <w:pPr>
+        <w:pStyle w:val="ListParagraph"/>
         <w:rPr>
           <w:rFonts w:ascii="13" w:hAnsi="13"/>
           <w:sz w:val="26"/>
           <w:szCs w:val="26"/>
         </w:rPr>
-        <w:t>: {{nsnt}};</w:t>
-      </w:r>
-    </w:p>
-    <w:p>
-      <w:pPr>
-        <w:pStyle w:val="ListParagraph"/>
+      </w:pPr>
+      <w:r>
         <w:rPr>
           <w:rFonts w:ascii="13" w:hAnsi="13"/>
           <w:sz w:val="26"/>
           <w:szCs w:val="26"/>
         </w:rPr>
-      </w:pPr>
-      <w:r>
+        <w:t>{{ntbdd2}}</w:t>
+      </w:r>
+    </w:p>
+    <w:p>
+      <w:pPr>
+        <w:pStyle w:val="ListParagraph"/>
         <w:rPr>
           <w:rFonts w:ascii="13" w:hAnsi="13"/>
           <w:sz w:val="26"/>
           <w:szCs w:val="26"/>
         </w:rPr>
-        <w:t xml:space="preserve">CCCD số: {{cccdnt}}; Cấp ngày: {{ncnt}}; </w:t>
-      </w:r>
-    </w:p>
-    <w:p>
-      <w:pPr>
-        <w:pStyle w:val="ListParagraph"/>
+      </w:pPr>
+      <w:r>
         <w:rPr>
           <w:rFonts w:ascii="13" w:hAnsi="13"/>
           <w:sz w:val="26"/>
           <w:szCs w:val="26"/>
         </w:rPr>
-      </w:pPr>
-      <w:r>
-        <w:rPr>
-          <w:rFonts w:ascii="13" w:hAnsi="13"/>
-          <w:sz w:val="26"/>
-          <w:szCs w:val="26"/>
-        </w:rPr>
-        <w:t>Nơi cấ</w:t>
-      </w:r>
-      <w:r>
-        <w:rPr>
-          <w:rFonts w:ascii="13" w:hAnsi="13"/>
-          <w:sz w:val="26"/>
-          <w:szCs w:val="26"/>
-        </w:rPr>
-        <w:t>p: {{nccccdnt}}</w:t>
-      </w:r>
-      <w:r>
-        <w:rPr>
-          <w:rFonts w:ascii="13" w:hAnsi="13"/>
-          <w:sz w:val="26"/>
-          <w:szCs w:val="26"/>
-        </w:rPr>
-        <w:t>.</w:t>
-      </w:r>
-    </w:p>
-    <w:p>
-      <w:pPr>
-        <w:pStyle w:val="ListParagraph"/>
-        <w:rPr>
-          <w:rFonts w:ascii="13" w:hAnsi="13"/>
-          <w:sz w:val="26"/>
-          <w:szCs w:val="26"/>
-        </w:rPr>
-      </w:pPr>
-      <w:r>
-        <w:rPr>
-          <w:rFonts w:ascii="13" w:hAnsi="13"/>
-          <w:sz w:val="26"/>
-          <w:szCs w:val="26"/>
-        </w:rPr>
-        <w:t>Địa chỉ</w:t>
-      </w:r>
-      <w:r>
-        <w:rPr>
-          <w:rFonts w:ascii="13" w:hAnsi="13"/>
-          <w:sz w:val="26"/>
-          <w:szCs w:val="26"/>
-        </w:rPr>
-        <w:t>: {{ttnt}}</w:t>
+        <w:t>{{ntbdd3}}</w:t>
       </w:r>
     </w:p>
     <w:p>
@@ -862,24 +810,24 @@
           <w:rFonts w:ascii="13" w:hAnsi="13"/>
           <w:sz w:val="26"/>
         </w:rPr>
+        <w:t>Thời hạn sử dụng đất: {{thsd}}.</w:t>
+      </w:r>
+    </w:p>
+    <w:p>
+      <w:pPr>
+        <w:pStyle w:val="ListParagraph"/>
+        <w:spacing w:before="240"/>
+        <w:rPr>
+          <w:rFonts w:ascii="13" w:hAnsi="13"/>
+          <w:sz w:val="26"/>
+        </w:rPr>
+      </w:pPr>
+      <w:r>
+        <w:rPr>
+          <w:rFonts w:ascii="13" w:hAnsi="13"/>
+          <w:sz w:val="26"/>
+        </w:rPr>
         <w:lastRenderedPageBreak/>
-        <w:t>Thời hạn sử dụng đất: {{thsd}}.</w:t>
-      </w:r>
-    </w:p>
-    <w:p>
-      <w:pPr>
-        <w:pStyle w:val="ListParagraph"/>
-        <w:spacing w:before="240"/>
-        <w:rPr>
-          <w:rFonts w:ascii="13" w:hAnsi="13"/>
-          <w:sz w:val="26"/>
-        </w:rPr>
-      </w:pPr>
-      <w:r>
-        <w:rPr>
-          <w:rFonts w:ascii="13" w:hAnsi="13"/>
-          <w:sz w:val="26"/>
-        </w:rPr>
         <w:t>{{ngsd}}</w:t>
       </w:r>
     </w:p>
@@ -1385,14 +1333,16 @@
           <w:rFonts w:ascii="13" w:hAnsi="13"/>
           <w:sz w:val="26"/>
         </w:rPr>
-        <w:t xml:space="preserve">{{gtntt}} </w:t>
-      </w:r>
-      <w:r>
-        <w:rPr>
-          <w:rFonts w:ascii="13" w:hAnsi="13"/>
-          <w:sz w:val="26"/>
-        </w:rPr>
-        <w:t>{{ntkh}} và bên nhận bảo đảm là Quỹ tín dụng nhân dân Thái Học.</w:t>
+        <w:t xml:space="preserve">{{ntbd}} </w:t>
+      </w:r>
+      <w:bookmarkStart w:id="0" w:name="_GoBack"/>
+      <w:bookmarkEnd w:id="0"/>
+      <w:r>
+        <w:rPr>
+          <w:rFonts w:ascii="13" w:hAnsi="13"/>
+          <w:sz w:val="26"/>
+        </w:rPr>
+        <w:t>và bên nhận bảo đảm là Quỹ tín dụng nhân dân Thái Học.</w:t>
       </w:r>
     </w:p>
     <w:p>

--- a/src/main/resources/templates/BienBanXacDinhGiaTriTaiSanBaoDam.docx
+++ b/src/main/resources/templates/BienBanXacDinhGiaTriTaiSanBaoDam.docx
@@ -1319,24 +1319,38 @@
           <w:rFonts w:ascii="13" w:hAnsi="13"/>
           <w:sz w:val="26"/>
         </w:rPr>
-        <w:t>: {{gtkht}}</w:t>
-      </w:r>
-      <w:r>
-        <w:rPr>
-          <w:rFonts w:ascii="13" w:hAnsi="13"/>
-          <w:sz w:val="26"/>
-        </w:rPr>
-        <w:t xml:space="preserve"> {{kh}} </w:t>
-      </w:r>
-      <w:r>
-        <w:rPr>
-          <w:rFonts w:ascii="13" w:hAnsi="13"/>
-          <w:sz w:val="26"/>
-        </w:rPr>
-        <w:t xml:space="preserve">{{ntbd}} </w:t>
+        <w:t>: {{gtkhbdt}}: {{khbd}}</w:t>
+      </w:r>
+      <w:r>
+        <w:rPr>
+          <w:rFonts w:ascii="13" w:hAnsi="13"/>
+          <w:sz w:val="26"/>
+        </w:rPr>
+        <w:t xml:space="preserve"> </w:t>
+      </w:r>
+      <w:r>
+        <w:rPr>
+          <w:rFonts w:ascii="13" w:hAnsi="13"/>
+          <w:sz w:val="26"/>
+        </w:rPr>
+        <w:t>{{gtntbdt}}</w:t>
       </w:r>
       <w:bookmarkStart w:id="0" w:name="_GoBack"/>
       <w:bookmarkEnd w:id="0"/>
+      <w:r>
+        <w:rPr>
+          <w:rFonts w:ascii="13" w:hAnsi="13"/>
+          <w:sz w:val="26"/>
+        </w:rPr>
+        <w:t xml:space="preserve">: </w:t>
+      </w:r>
+      <w:r>
+        <w:rPr>
+          <w:rFonts w:ascii="13" w:hAnsi="13"/>
+          <w:sz w:val="26"/>
+        </w:rPr>
+        <w:t xml:space="preserve">{{ntbd}} </w:t>
+      </w:r>
       <w:r>
         <w:rPr>
           <w:rFonts w:ascii="13" w:hAnsi="13"/>
